--- a/Отчеты/Костерин_АС_ЛР3_ТМО.docx
+++ b/Отчеты/Костерин_АС_ЛР3_ТМО.docx
@@ -1,72 +1,92 @@
 
 <file path=word/document.xml><?xml version="1.0" encoding="utf-8"?>
-<w:document xmlns:wpc="http://schemas.microsoft.com/office/word/2010/wordprocessingCanvas" xmlns:cx="http://schemas.microsoft.com/office/drawing/2014/chartex" xmlns:cx1="http://schemas.microsoft.com/office/drawing/2015/9/8/chartex" xmlns:cx2="http://schemas.microsoft.com/office/drawing/2015/10/21/chartex" xmlns:cx3="http://schemas.microsoft.com/office/drawing/2016/5/9/chartex" xmlns:cx4="http://schemas.microsoft.com/office/drawing/2016/5/10/chartex" xmlns:cx5="http://schemas.microsoft.com/office/drawing/2016/5/11/chartex" xmlns:cx6="http://schemas.microsoft.com/office/drawing/2016/5/12/chartex" xmlns:cx7="http://schemas.microsoft.com/office/drawing/2016/5/13/chartex" xmlns:cx8="http://schemas.microsoft.com/office/drawing/2016/5/14/chartex" xmlns:mc="http://schemas.openxmlformats.org/markup-compatibility/2006" xmlns:aink="http://schemas.microsoft.com/office/drawing/2016/ink" xmlns:am3d="http://schemas.microsoft.com/office/drawing/2017/model3d" xmlns:o="urn:schemas-microsoft-com:office:office" xmlns:r="http://schemas.openxmlformats.org/officeDocument/2006/relationships" xmlns:m="http://schemas.openxmlformats.org/officeDocument/2006/math" xmlns:v="urn:schemas-microsoft-com:vml" xmlns:wp14="http://schemas.microsoft.com/office/word/2010/wordprocessingDrawing" xmlns:wp="http://schemas.openxmlformats.org/drawingml/2006/wordprocessingDrawing" xmlns:w10="urn:schemas-microsoft-com:office:word" xmlns:w="http://schemas.openxmlformats.org/wordprocessingml/2006/main" xmlns:w14="http://schemas.microsoft.com/office/word/2010/wordml" xmlns:w15="http://schemas.microsoft.com/office/word/2012/wordml" xmlns:w16cex="http://schemas.microsoft.com/office/word/2018/wordml/cex" xmlns:w16cid="http://schemas.microsoft.com/office/word/2016/wordml/cid" xmlns:w16="http://schemas.microsoft.com/office/word/2018/wordml" xmlns:w16sdtdh="http://schemas.microsoft.com/office/word/2020/wordml/sdtdatahash" xmlns:w16se="http://schemas.microsoft.com/office/word/2015/wordml/symex" xmlns:wpg="http://schemas.microsoft.com/office/word/2010/wordprocessingGroup" xmlns:wpi="http://schemas.microsoft.com/office/word/2010/wordprocessingInk" xmlns:wne="http://schemas.microsoft.com/office/word/2006/wordml" xmlns:wps="http://schemas.microsoft.com/office/word/2010/wordprocessingShape" mc:Ignorable="w14 w15 w16se w16cid w16 w16cex w16sdtdh wp14">
+<w:document xmlns:o="urn:schemas-microsoft-com:office:office" xmlns:r="http://schemas.openxmlformats.org/officeDocument/2006/relationships" xmlns:v="urn:schemas-microsoft-com:vml" xmlns:w="http://schemas.openxmlformats.org/wordprocessingml/2006/main" xmlns:w10="urn:schemas-microsoft-com:office:word" xmlns:wp="http://schemas.openxmlformats.org/drawingml/2006/wordprocessingDrawing" xmlns:wps="http://schemas.microsoft.com/office/word/2010/wordprocessingShape" xmlns:wpg="http://schemas.microsoft.com/office/word/2010/wordprocessingGroup" xmlns:mc="http://schemas.openxmlformats.org/markup-compatibility/2006" xmlns:wp14="http://schemas.microsoft.com/office/word/2010/wordprocessingDrawing" xmlns:w14="http://schemas.microsoft.com/office/word/2010/wordml" xmlns:w15="http://schemas.microsoft.com/office/word/2012/wordml" mc:Ignorable="w14 wp14 w15">
   <w:body>
     <w:p>
       <w:pPr>
+        <w:pStyle w:val="Normal"/>
         <w:rPr>
           <w:b/>
           <w:sz w:val="28"/>
           <w:szCs w:val="28"/>
         </w:rPr>
       </w:pPr>
+      <w:r>
+        <w:rPr>
+          <w:b/>
+          <w:sz w:val="28"/>
+          <w:szCs w:val="28"/>
+        </w:rPr>
+      </w:r>
     </w:p>
     <w:tbl>
       <w:tblPr>
-        <w:tblW w:w="0" w:type="auto"/>
-        <w:tblLook w:val="04A0" w:firstRow="1" w:lastRow="0" w:firstColumn="1" w:lastColumn="0" w:noHBand="0" w:noVBand="1"/>
+        <w:tblW w:w="9355" w:type="dxa"/>
+        <w:jc w:val="left"/>
+        <w:tblInd w:w="0" w:type="dxa"/>
+        <w:tblLayout w:type="fixed"/>
+        <w:tblCellMar>
+          <w:top w:w="0" w:type="dxa"/>
+          <w:left w:w="108" w:type="dxa"/>
+          <w:bottom w:w="0" w:type="dxa"/>
+          <w:right w:w="108" w:type="dxa"/>
+        </w:tblCellMar>
+        <w:tblLook w:val="04a0" w:noHBand="0" w:noVBand="1" w:firstColumn="1" w:lastRow="0" w:lastColumn="0" w:firstRow="1"/>
       </w:tblPr>
       <w:tblGrid>
-        <w:gridCol w:w="1704"/>
+        <w:gridCol w:w="1703"/>
         <w:gridCol w:w="7651"/>
       </w:tblGrid>
       <w:tr>
+        <w:trPr/>
         <w:tc>
           <w:tcPr>
-            <w:tcW w:w="1383" w:type="dxa"/>
+            <w:tcW w:w="1703" w:type="dxa"/>
+            <w:tcBorders/>
           </w:tcPr>
           <w:p>
             <w:pPr>
+              <w:pStyle w:val="Normal"/>
+              <w:spacing w:before="0" w:after="160"/>
               <w:rPr>
                 <w:b/>
               </w:rPr>
             </w:pPr>
             <w:r>
               <w:rPr>
-                <w:noProof/>
-                <w:lang w:eastAsia="ru-RU"/>
+                <w:b/>
               </w:rPr>
               <w:drawing>
-                <wp:anchor distT="0" distB="0" distL="114300" distR="114300" simplePos="0" relativeHeight="251659264" behindDoc="1" locked="0" layoutInCell="1" allowOverlap="1" wp14:anchorId="7F50434E" wp14:editId="4533078A">
+                <wp:anchor behindDoc="0" distT="0" distB="0" distL="114300" distR="114300" simplePos="0" locked="0" layoutInCell="1" allowOverlap="1" relativeHeight="2">
                   <wp:simplePos x="0" y="0"/>
                   <wp:positionH relativeFrom="column">
                     <wp:posOffset>-66675</wp:posOffset>
                   </wp:positionH>
                   <wp:positionV relativeFrom="paragraph">
-                    <wp:posOffset>0</wp:posOffset>
+                    <wp:posOffset>635</wp:posOffset>
                   </wp:positionV>
                   <wp:extent cx="944880" cy="944880"/>
                   <wp:effectExtent l="0" t="0" r="0" b="0"/>
                   <wp:wrapTight wrapText="bothSides">
                     <wp:wrapPolygon edited="0">
-                      <wp:start x="9871" y="290"/>
-                      <wp:lineTo x="4355" y="2903"/>
-                      <wp:lineTo x="2323" y="4355"/>
-                      <wp:lineTo x="2032" y="10161"/>
-                      <wp:lineTo x="2613" y="15677"/>
-                      <wp:lineTo x="5226" y="19452"/>
-                      <wp:lineTo x="7548" y="20903"/>
-                      <wp:lineTo x="13645" y="20903"/>
-                      <wp:lineTo x="15387" y="19452"/>
-                      <wp:lineTo x="18581" y="15387"/>
-                      <wp:lineTo x="19452" y="10161"/>
-                      <wp:lineTo x="18871" y="4355"/>
-                      <wp:lineTo x="17129" y="3194"/>
-                      <wp:lineTo x="11323" y="290"/>
-                      <wp:lineTo x="9871" y="290"/>
+                      <wp:start x="9865" y="285"/>
+                      <wp:lineTo x="4344" y="2896"/>
+                      <wp:lineTo x="2313" y="4349"/>
+                      <wp:lineTo x="2021" y="10151"/>
+                      <wp:lineTo x="2604" y="15669"/>
+                      <wp:lineTo x="5219" y="19438"/>
+                      <wp:lineTo x="7542" y="20891"/>
+                      <wp:lineTo x="13638" y="20891"/>
+                      <wp:lineTo x="15378" y="19438"/>
+                      <wp:lineTo x="18576" y="15383"/>
+                      <wp:lineTo x="19442" y="10151"/>
+                      <wp:lineTo x="18867" y="4349"/>
+                      <wp:lineTo x="17119" y="3190"/>
+                      <wp:lineTo x="11315" y="285"/>
+                      <wp:lineTo x="9865" y="285"/>
                     </wp:wrapPolygon>
                   </wp:wrapTight>
-                  <wp:docPr id="12" name="Рисунок 12"/>
+                  <wp:docPr id="1" name="Рисунок 12" descr=""/>
                   <wp:cNvGraphicFramePr>
                     <a:graphicFrameLocks xmlns:a="http://schemas.openxmlformats.org/drawingml/2006/main" noChangeAspect="1"/>
                   </wp:cNvGraphicFramePr>
@@ -74,19 +94,13 @@
                     <a:graphicData uri="http://schemas.openxmlformats.org/drawingml/2006/picture">
                       <pic:pic xmlns:pic="http://schemas.openxmlformats.org/drawingml/2006/picture">
                         <pic:nvPicPr>
-                          <pic:cNvPr id="2" name="Рисунок 2"/>
+                          <pic:cNvPr id="1" name="Рисунок 12" descr=""/>
                           <pic:cNvPicPr>
                             <a:picLocks noChangeAspect="1" noChangeArrowheads="1"/>
                           </pic:cNvPicPr>
                         </pic:nvPicPr>
                         <pic:blipFill>
-                          <a:blip r:embed="rId4" cstate="print">
-                            <a:extLst>
-                              <a:ext uri="{28A0092B-C50C-407E-A947-70E740481C1C}">
-                                <a14:useLocalDpi xmlns:a14="http://schemas.microsoft.com/office/drawing/2010/main"/>
-                              </a:ext>
-                            </a:extLst>
-                          </a:blip>
+                          <a:blip r:embed="rId2"/>
                           <a:stretch>
                             <a:fillRect/>
                           </a:stretch>
@@ -99,23 +113,10 @@
                           <a:prstGeom prst="rect">
                             <a:avLst/>
                           </a:prstGeom>
-                          <a:noFill/>
-                          <a:ln w="9525">
-                            <a:noFill/>
-                            <a:miter lim="800000"/>
-                            <a:headEnd/>
-                            <a:tailEnd/>
-                          </a:ln>
                         </pic:spPr>
                       </pic:pic>
                     </a:graphicData>
                   </a:graphic>
-                  <wp14:sizeRelH relativeFrom="margin">
-                    <wp14:pctWidth>0</wp14:pctWidth>
-                  </wp14:sizeRelH>
-                  <wp14:sizeRelV relativeFrom="margin">
-                    <wp14:pctHeight>0</wp14:pctHeight>
-                  </wp14:sizeRelV>
                 </wp:anchor>
               </w:drawing>
             </w:r>
@@ -123,10 +124,12 @@
         </w:tc>
         <w:tc>
           <w:tcPr>
-            <w:tcW w:w="8188" w:type="dxa"/>
+            <w:tcW w:w="7651" w:type="dxa"/>
+            <w:tcBorders/>
           </w:tcPr>
           <w:p>
             <w:pPr>
+              <w:pStyle w:val="Normal"/>
               <w:jc w:val="center"/>
               <w:rPr>
                 <w:b/>
@@ -141,6 +144,7 @@
           </w:p>
           <w:p>
             <w:pPr>
+              <w:pStyle w:val="Normal"/>
               <w:jc w:val="center"/>
               <w:rPr>
                 <w:b/>
@@ -150,23 +154,12 @@
               <w:rPr>
                 <w:b/>
               </w:rPr>
-              <w:t xml:space="preserve">Федеральное государственное </w:t>
-            </w:r>
-            <w:r>
-              <w:rPr>
-                <w:b/>
-              </w:rPr>
-              <w:t>автономное</w:t>
-            </w:r>
-            <w:r>
-              <w:rPr>
-                <w:b/>
-              </w:rPr>
-              <w:t xml:space="preserve"> образовательное учреждение </w:t>
+              <w:t xml:space="preserve">Федеральное государственное автономное образовательное учреждение </w:t>
             </w:r>
           </w:p>
           <w:p>
             <w:pPr>
+              <w:pStyle w:val="Normal"/>
               <w:jc w:val="center"/>
               <w:rPr>
                 <w:b/>
@@ -181,6 +174,7 @@
           </w:p>
           <w:p>
             <w:pPr>
+              <w:pStyle w:val="Normal"/>
               <w:ind w:right="-2"/>
               <w:jc w:val="center"/>
               <w:rPr>
@@ -196,6 +190,7 @@
           </w:p>
           <w:p>
             <w:pPr>
+              <w:pStyle w:val="Normal"/>
               <w:ind w:right="-2"/>
               <w:jc w:val="center"/>
               <w:rPr>
@@ -211,6 +206,7 @@
           </w:p>
           <w:p>
             <w:pPr>
+              <w:pStyle w:val="Normal"/>
               <w:jc w:val="center"/>
               <w:rPr>
                 <w:b/>
@@ -225,6 +221,8 @@
           </w:p>
           <w:p>
             <w:pPr>
+              <w:pStyle w:val="Normal"/>
+              <w:spacing w:before="0" w:after="160"/>
               <w:jc w:val="center"/>
               <w:rPr>
                 <w:b/>
@@ -234,13 +232,7 @@
               <w:rPr>
                 <w:b/>
               </w:rPr>
-              <w:t xml:space="preserve">(МГТУ им. </w:t>
-            </w:r>
-            <w:r>
-              <w:rPr>
-                <w:b/>
-              </w:rPr>
-              <w:t>Н.Э. Баумана)</w:t>
+              <w:t>(МГТУ им. Н.Э. Баумана)</w:t>
             </w:r>
           </w:p>
         </w:tc>
@@ -248,6 +240,7 @@
     </w:tbl>
     <w:p>
       <w:pPr>
+        <w:pStyle w:val="Normal"/>
         <w:jc w:val="center"/>
         <w:rPr>
           <w:b/>
@@ -255,9 +248,17 @@
           <w:szCs w:val="28"/>
         </w:rPr>
       </w:pPr>
-    </w:p>
-    <w:p>
-      <w:pPr>
+      <w:r>
+        <w:rPr>
+          <w:b/>
+          <w:sz w:val="28"/>
+          <w:szCs w:val="28"/>
+        </w:rPr>
+      </w:r>
+    </w:p>
+    <w:p>
+      <w:pPr>
+        <w:pStyle w:val="Normal"/>
         <w:jc w:val="center"/>
         <w:rPr>
           <w:b/>
@@ -265,11 +266,18 @@
           <w:szCs w:val="28"/>
         </w:rPr>
       </w:pPr>
+      <w:r>
+        <w:rPr>
+          <w:b/>
+          <w:sz w:val="28"/>
+          <w:szCs w:val="28"/>
+        </w:rPr>
+      </w:r>
     </w:p>
     <w:p>
       <w:pPr>
         <w:pStyle w:val="Standard"/>
-        <w:spacing w:line="360" w:lineRule="auto"/>
+        <w:spacing w:lineRule="auto" w:line="360"/>
         <w:jc w:val="center"/>
         <w:rPr>
           <w:rFonts w:ascii="Times New Roman" w:hAnsi="Times New Roman" w:cs="Times New Roman"/>
@@ -279,30 +287,30 @@
       </w:pPr>
       <w:r>
         <w:rPr>
+          <w:rFonts w:cs="Times New Roman" w:ascii="Times New Roman" w:hAnsi="Times New Roman"/>
+          <w:b/>
+          <w:lang w:val="ru-RU"/>
+        </w:rPr>
+        <w:t xml:space="preserve">Факультет </w:t>
+      </w:r>
+    </w:p>
+    <w:p>
+      <w:pPr>
+        <w:pStyle w:val="Standard"/>
+        <w:spacing w:lineRule="auto" w:line="360"/>
+        <w:jc w:val="center"/>
+        <w:rPr>
           <w:rFonts w:ascii="Times New Roman" w:hAnsi="Times New Roman" w:cs="Times New Roman"/>
           <w:b/>
           <w:lang w:val="ru-RU"/>
         </w:rPr>
-        <w:t xml:space="preserve">Факультет </w:t>
-      </w:r>
-    </w:p>
-    <w:p>
-      <w:pPr>
-        <w:pStyle w:val="Standard"/>
-        <w:spacing w:line="360" w:lineRule="auto"/>
-        <w:jc w:val="center"/>
-        <w:rPr>
-          <w:rFonts w:ascii="Times New Roman" w:hAnsi="Times New Roman" w:cs="Times New Roman"/>
+      </w:pPr>
+      <w:r>
+        <w:rPr>
+          <w:rFonts w:cs="Times New Roman" w:ascii="Times New Roman" w:hAnsi="Times New Roman"/>
           <w:b/>
           <w:lang w:val="ru-RU"/>
         </w:rPr>
-      </w:pPr>
-      <w:r>
-        <w:rPr>
-          <w:rFonts w:ascii="Times New Roman" w:hAnsi="Times New Roman" w:cs="Times New Roman"/>
-          <w:b/>
-          <w:lang w:val="ru-RU"/>
-        </w:rPr>
         <w:t xml:space="preserve">Кафедра </w:t>
       </w:r>
     </w:p>
@@ -315,6 +323,12 @@
           <w:lang w:val="ru-RU"/>
         </w:rPr>
       </w:pPr>
+      <w:r>
+        <w:rPr>
+          <w:rFonts w:cs="Times New Roman" w:ascii="Times New Roman" w:hAnsi="Times New Roman"/>
+          <w:lang w:val="ru-RU"/>
+        </w:rPr>
+      </w:r>
     </w:p>
     <w:p>
       <w:pPr>
@@ -323,6 +337,11 @@
           <w:lang w:val="ru-RU"/>
         </w:rPr>
       </w:pPr>
+      <w:r>
+        <w:rPr>
+          <w:lang w:val="ru-RU"/>
+        </w:rPr>
+      </w:r>
     </w:p>
     <w:p>
       <w:pPr>
@@ -331,10 +350,16 @@
           <w:lang w:val="ru-RU"/>
         </w:rPr>
       </w:pPr>
-    </w:p>
-    <w:p>
-      <w:pPr>
-        <w:spacing w:line="360" w:lineRule="auto"/>
+      <w:r>
+        <w:rPr>
+          <w:lang w:val="ru-RU"/>
+        </w:rPr>
+      </w:r>
+    </w:p>
+    <w:p>
+      <w:pPr>
+        <w:pStyle w:val="Normal"/>
+        <w:spacing w:lineRule="auto" w:line="360"/>
         <w:jc w:val="center"/>
         <w:rPr>
           <w:sz w:val="28"/>
@@ -346,19 +371,13 @@
           <w:sz w:val="28"/>
           <w:szCs w:val="28"/>
         </w:rPr>
-        <w:t>Отчет по лабораторной работе №</w:t>
-      </w:r>
-      <w:r>
-        <w:rPr>
-          <w:sz w:val="28"/>
-          <w:szCs w:val="28"/>
-        </w:rPr>
-        <w:t>3</w:t>
-      </w:r>
-    </w:p>
-    <w:p>
-      <w:pPr>
-        <w:spacing w:line="360" w:lineRule="auto"/>
+        <w:t>Отчет по лабораторной работе №3</w:t>
+      </w:r>
+    </w:p>
+    <w:p>
+      <w:pPr>
+        <w:pStyle w:val="Normal"/>
+        <w:spacing w:lineRule="auto" w:line="360"/>
         <w:jc w:val="center"/>
         <w:rPr>
           <w:b/>
@@ -377,7 +396,7 @@
       </w:r>
       <w:r>
         <w:rPr>
-          <w:rFonts w:ascii="Times New Roman" w:hAnsi="Times New Roman" w:cs="Times New Roman"/>
+          <w:rFonts w:cs="Times New Roman" w:ascii="Times New Roman" w:hAnsi="Times New Roman"/>
           <w:b/>
           <w:sz w:val="32"/>
           <w:szCs w:val="32"/>
@@ -396,7 +415,8 @@
     </w:p>
     <w:p>
       <w:pPr>
-        <w:spacing w:line="360" w:lineRule="auto"/>
+        <w:pStyle w:val="Normal"/>
+        <w:spacing w:lineRule="auto" w:line="360"/>
         <w:jc w:val="center"/>
         <w:rPr>
           <w:sz w:val="28"/>
@@ -408,18 +428,12 @@
           <w:sz w:val="28"/>
           <w:szCs w:val="28"/>
         </w:rPr>
-        <w:t xml:space="preserve">по дисциплине </w:t>
-      </w:r>
-      <w:r>
-        <w:rPr>
-          <w:sz w:val="28"/>
-          <w:szCs w:val="28"/>
-        </w:rPr>
-        <w:t xml:space="preserve"> </w:t>
-      </w:r>
-    </w:p>
-    <w:p>
-      <w:pPr>
+        <w:t xml:space="preserve">по дисциплине  </w:t>
+      </w:r>
+    </w:p>
+    <w:p>
+      <w:pPr>
+        <w:pStyle w:val="Normal"/>
         <w:jc w:val="center"/>
         <w:rPr>
           <w:rFonts w:ascii="Times New Roman" w:hAnsi="Times New Roman" w:cs="Times New Roman"/>
@@ -429,35 +443,50 @@
       </w:pPr>
       <w:r>
         <w:rPr>
-          <w:rFonts w:ascii="Times New Roman" w:hAnsi="Times New Roman" w:cs="Times New Roman"/>
+          <w:rFonts w:cs="Times New Roman" w:ascii="Times New Roman" w:hAnsi="Times New Roman"/>
           <w:color w:val="1A1C1E"/>
           <w:sz w:val="28"/>
           <w:szCs w:val="28"/>
-          <w:shd w:val="clear" w:color="auto" w:fill="FFFFFF"/>
+          <w:shd w:fill="FFFFFF" w:val="clear"/>
         </w:rPr>
         <w:t>Технологии машинного обучения</w:t>
       </w:r>
     </w:p>
     <w:p>
       <w:pPr>
+        <w:pStyle w:val="Normal"/>
         <w:jc w:val="right"/>
         <w:rPr>
           <w:sz w:val="28"/>
           <w:szCs w:val="28"/>
         </w:rPr>
       </w:pPr>
-    </w:p>
-    <w:p>
-      <w:pPr>
+      <w:r>
+        <w:rPr>
+          <w:sz w:val="28"/>
+          <w:szCs w:val="28"/>
+        </w:rPr>
+      </w:r>
+    </w:p>
+    <w:p>
+      <w:pPr>
+        <w:pStyle w:val="Normal"/>
         <w:jc w:val="right"/>
         <w:rPr>
           <w:sz w:val="28"/>
           <w:szCs w:val="28"/>
         </w:rPr>
       </w:pPr>
-    </w:p>
-    <w:p>
-      <w:pPr>
+      <w:r>
+        <w:rPr>
+          <w:sz w:val="28"/>
+          <w:szCs w:val="28"/>
+        </w:rPr>
+      </w:r>
+    </w:p>
+    <w:p>
+      <w:pPr>
+        <w:pStyle w:val="Normal"/>
         <w:jc w:val="right"/>
         <w:rPr>
           <w:sz w:val="28"/>
@@ -474,6 +503,7 @@
     </w:p>
     <w:p>
       <w:pPr>
+        <w:pStyle w:val="Normal"/>
         <w:jc w:val="right"/>
         <w:rPr>
           <w:sz w:val="28"/>
@@ -485,48 +515,28 @@
           <w:sz w:val="28"/>
           <w:szCs w:val="28"/>
         </w:rPr>
-        <w:t>с</w:t>
-      </w:r>
-      <w:r>
-        <w:rPr>
-          <w:sz w:val="28"/>
-          <w:szCs w:val="28"/>
-        </w:rPr>
-        <w:t>тудент</w:t>
-      </w:r>
-      <w:r>
-        <w:rPr>
-          <w:sz w:val="28"/>
-          <w:szCs w:val="28"/>
-        </w:rPr>
-        <w:t xml:space="preserve"> группы ИУ5-</w:t>
-      </w:r>
-      <w:r>
-        <w:rPr>
-          <w:sz w:val="28"/>
-          <w:szCs w:val="28"/>
-        </w:rPr>
-        <w:t>6</w:t>
-      </w:r>
-      <w:r>
-        <w:rPr>
-          <w:sz w:val="28"/>
-          <w:szCs w:val="28"/>
-        </w:rPr>
-        <w:t>5Б А.С. Костерин</w:t>
-      </w:r>
-    </w:p>
-    <w:p>
-      <w:pPr>
+        <w:t>студент группы ИУ5-65Б А.С. Костерин</w:t>
+      </w:r>
+    </w:p>
+    <w:p>
+      <w:pPr>
+        <w:pStyle w:val="Normal"/>
         <w:jc w:val="right"/>
         <w:rPr>
           <w:sz w:val="28"/>
           <w:szCs w:val="28"/>
         </w:rPr>
       </w:pPr>
-    </w:p>
-    <w:p>
-      <w:pPr>
+      <w:r>
+        <w:rPr>
+          <w:sz w:val="28"/>
+          <w:szCs w:val="28"/>
+        </w:rPr>
+      </w:r>
+    </w:p>
+    <w:p>
+      <w:pPr>
+        <w:pStyle w:val="Normal"/>
         <w:jc w:val="right"/>
         <w:rPr>
           <w:sz w:val="28"/>
@@ -543,6 +553,7 @@
     </w:p>
     <w:p>
       <w:pPr>
+        <w:pStyle w:val="Normal"/>
         <w:jc w:val="right"/>
         <w:rPr>
           <w:sz w:val="28"/>
@@ -554,25 +565,12 @@
           <w:sz w:val="28"/>
           <w:szCs w:val="28"/>
         </w:rPr>
-        <w:t>ст. преподаватель</w:t>
-      </w:r>
-      <w:r>
-        <w:rPr>
-          <w:sz w:val="28"/>
-          <w:szCs w:val="28"/>
-        </w:rPr>
-        <w:t xml:space="preserve"> </w:t>
-      </w:r>
-      <w:r>
-        <w:rPr>
-          <w:sz w:val="28"/>
-          <w:szCs w:val="28"/>
-        </w:rPr>
-        <w:t>Ю.Е. Гапанюк</w:t>
-      </w:r>
-    </w:p>
-    <w:p>
-      <w:pPr>
+        <w:t>ст. преподаватель Ю.Е. Гапанюк</w:t>
+      </w:r>
+    </w:p>
+    <w:p>
+      <w:pPr>
+        <w:pStyle w:val="Normal"/>
         <w:jc w:val="center"/>
         <w:rPr>
           <w:sz w:val="28"/>
@@ -584,30 +582,17 @@
           <w:sz w:val="28"/>
           <w:szCs w:val="28"/>
         </w:rPr>
-        <w:t>20</w:t>
-      </w:r>
-      <w:r>
-        <w:rPr>
-          <w:sz w:val="28"/>
-          <w:szCs w:val="28"/>
-        </w:rPr>
-        <w:t>2</w:t>
-      </w:r>
-      <w:r>
-        <w:rPr>
-          <w:sz w:val="28"/>
-          <w:szCs w:val="28"/>
-        </w:rPr>
-        <w:t>5 г.</w:t>
-      </w:r>
-    </w:p>
-    <w:p>
-      <w:pPr>
-        <w:spacing w:before="100" w:beforeAutospacing="1" w:after="240" w:line="360" w:lineRule="auto"/>
+        <w:t>2025 г.</w:t>
+      </w:r>
+    </w:p>
+    <w:p>
+      <w:pPr>
+        <w:pStyle w:val="Normal"/>
+        <w:spacing w:lineRule="auto" w:line="360" w:beforeAutospacing="1" w:after="240"/>
         <w:ind w:firstLine="709"/>
         <w:jc w:val="both"/>
         <w:rPr>
-          <w:rFonts w:ascii="Times New Roman" w:eastAsia="Times New Roman" w:hAnsi="Times New Roman" w:cs="Times New Roman"/>
+          <w:rFonts w:ascii="Times New Roman" w:hAnsi="Times New Roman" w:eastAsia="Times New Roman" w:cs="Times New Roman"/>
           <w:color w:val="1F1F1F"/>
           <w:sz w:val="28"/>
           <w:szCs w:val="28"/>
@@ -616,23 +601,23 @@
       </w:pPr>
       <w:r>
         <w:rPr>
-          <w:rFonts w:ascii="Times New Roman" w:eastAsia="Times New Roman" w:hAnsi="Times New Roman" w:cs="Times New Roman"/>
+          <w:rFonts w:eastAsia="Times New Roman" w:cs="Times New Roman" w:ascii="Times New Roman" w:hAnsi="Times New Roman"/>
           <w:color w:val="1F1F1F"/>
           <w:sz w:val="28"/>
           <w:szCs w:val="28"/>
           <w:lang w:eastAsia="ru-RU"/>
         </w:rPr>
-        <w:lastRenderedPageBreak/>
         <w:t>Цель данной лабораторной работы состоит в изучении алгоритма машинного обучения k-ближайших соседей для решения задач классификации, а также в освоении инструментов автоматизированного подбора гиперпараметров и оценки качества моделей с помощью методов кросс-валидации . В качестве исходной информации использовался набор данных пассажиров Титаника, на основе которого решалась задача бинарной классификации для предсказания факта выживания.</w:t>
       </w:r>
     </w:p>
     <w:p>
       <w:pPr>
-        <w:spacing w:before="100" w:beforeAutospacing="1" w:after="240" w:line="360" w:lineRule="auto"/>
+        <w:pStyle w:val="Normal"/>
+        <w:spacing w:lineRule="auto" w:line="360" w:beforeAutospacing="1" w:after="240"/>
         <w:ind w:firstLine="709"/>
         <w:jc w:val="both"/>
         <w:rPr>
-          <w:rFonts w:ascii="Times New Roman" w:eastAsia="Times New Roman" w:hAnsi="Times New Roman" w:cs="Times New Roman"/>
+          <w:rFonts w:ascii="Times New Roman" w:hAnsi="Times New Roman" w:eastAsia="Times New Roman" w:cs="Times New Roman"/>
           <w:color w:val="1F1F1F"/>
           <w:sz w:val="28"/>
           <w:szCs w:val="28"/>
@@ -640,23 +625,62 @@
         </w:rPr>
       </w:pPr>
       <w:r>
-        <w:rPr>
-          <w:rFonts w:ascii="Times New Roman" w:eastAsia="Times New Roman" w:hAnsi="Times New Roman" w:cs="Times New Roman"/>
-          <w:color w:val="1F1F1F"/>
-          <w:sz w:val="28"/>
-          <w:szCs w:val="28"/>
-          <w:lang w:eastAsia="ru-RU"/>
-        </w:rPr>
-        <w:t>На этапе предварительной обработки из набора данных были исключены неинформативные признаки, такие как идентификатор пассажира, имя, номер билета и номер каюты. Для оставшихся данных была проведена процедура обработки пропущенных значений: пропуски в числовых переменных заполнялись рассчитанным медианным значением, а в категориальных столбцах применялось заполнение наиболее часто встречающимся значением, то есть модой. Все текстовые категориальные признаки были преобразованы в числовой формат с применением метода бинарного кодирования. Поскольку алгоритм k-ближайших соседей вычисляет расстояния между объектами и крайне чувствителен к масштабу переменных, ко всем признакам было применено масштабирование методом стандартизации.</w:t>
-      </w:r>
-    </w:p>
-    <w:p>
-      <w:pPr>
-        <w:spacing w:before="100" w:beforeAutospacing="1" w:after="240" w:line="360" w:lineRule="auto"/>
+        <w:rPr/>
+        <w:drawing>
+          <wp:anchor behindDoc="0" distT="0" distB="0" distL="0" distR="0" simplePos="0" locked="0" layoutInCell="0" allowOverlap="1" relativeHeight="3">
+            <wp:simplePos x="0" y="0"/>
+            <wp:positionH relativeFrom="column">
+              <wp:align>center</wp:align>
+            </wp:positionH>
+            <wp:positionV relativeFrom="paragraph">
+              <wp:posOffset>635</wp:posOffset>
+            </wp:positionV>
+            <wp:extent cx="5940425" cy="1896745"/>
+            <wp:effectExtent l="0" t="0" r="0" b="0"/>
+            <wp:wrapSquare wrapText="largest"/>
+            <wp:docPr id="2" name="Изображение1" descr=""/>
+            <wp:cNvGraphicFramePr>
+              <a:graphicFrameLocks xmlns:a="http://schemas.openxmlformats.org/drawingml/2006/main" noChangeAspect="1"/>
+            </wp:cNvGraphicFramePr>
+            <a:graphic xmlns:a="http://schemas.openxmlformats.org/drawingml/2006/main">
+              <a:graphicData uri="http://schemas.openxmlformats.org/drawingml/2006/picture">
+                <pic:pic xmlns:pic="http://schemas.openxmlformats.org/drawingml/2006/picture">
+                  <pic:nvPicPr>
+                    <pic:cNvPr id="2" name="Изображение1" descr=""/>
+                    <pic:cNvPicPr>
+                      <a:picLocks noChangeAspect="1" noChangeArrowheads="1"/>
+                    </pic:cNvPicPr>
+                  </pic:nvPicPr>
+                  <pic:blipFill>
+                    <a:blip r:embed="rId3"/>
+                    <a:stretch>
+                      <a:fillRect/>
+                    </a:stretch>
+                  </pic:blipFill>
+                  <pic:spPr bwMode="auto">
+                    <a:xfrm>
+                      <a:off x="0" y="0"/>
+                      <a:ext cx="5940425" cy="1896745"/>
+                    </a:xfrm>
+                    <a:prstGeom prst="rect">
+                      <a:avLst/>
+                    </a:prstGeom>
+                  </pic:spPr>
+                </pic:pic>
+              </a:graphicData>
+            </a:graphic>
+          </wp:anchor>
+        </w:drawing>
+      </w:r>
+    </w:p>
+    <w:p>
+      <w:pPr>
+        <w:pStyle w:val="Normal"/>
+        <w:spacing w:lineRule="auto" w:line="360" w:beforeAutospacing="1" w:after="240"/>
         <w:ind w:firstLine="709"/>
         <w:jc w:val="both"/>
         <w:rPr>
-          <w:rFonts w:ascii="Times New Roman" w:eastAsia="Times New Roman" w:hAnsi="Times New Roman" w:cs="Times New Roman"/>
+          <w:rFonts w:ascii="Times New Roman" w:hAnsi="Times New Roman" w:eastAsia="Times New Roman" w:cs="Times New Roman"/>
           <w:color w:val="1F1F1F"/>
           <w:sz w:val="28"/>
           <w:szCs w:val="28"/>
@@ -665,22 +689,23 @@
       </w:pPr>
       <w:r>
         <w:rPr>
-          <w:rFonts w:ascii="Times New Roman" w:eastAsia="Times New Roman" w:hAnsi="Times New Roman" w:cs="Times New Roman"/>
+          <w:rFonts w:eastAsia="Times New Roman" w:cs="Times New Roman" w:ascii="Times New Roman" w:hAnsi="Times New Roman"/>
           <w:color w:val="1F1F1F"/>
           <w:sz w:val="28"/>
           <w:szCs w:val="28"/>
           <w:lang w:eastAsia="ru-RU"/>
         </w:rPr>
-        <w:t>Подготовленный и нормализованный набор данных был разделен на обучающую и тестовую выборки. При разбиении использовалась стратификация по целевой переменной для гарантированного сохранения исходного баланса классов в обеих частях данных. На первом этапе практического моделирования был обучен базовый классификатор с произвольно заданным гиперпараметром числа соседей, равным пяти. Качество работы полученной базовой модели оценивалось на отложенной тестовой выборке с вычислением стандартных метрик классификации, включая долю правильных ответов, точность, полноту и F1-меру, а также путем анализа матрицы ошибок.</w:t>
-      </w:r>
-    </w:p>
-    <w:p>
-      <w:pPr>
-        <w:spacing w:before="100" w:beforeAutospacing="1" w:after="240" w:line="360" w:lineRule="auto"/>
+        <w:t>На этапе предварительной обработки из набора данных были исключены неинформативные признаки, такие как идентификатор пассажира, имя, номер билета и номер каюты. Для оставшихся данных была проведена процедура обработки пропущенных значений: пропуски в числовых переменных заполнялись рассчитанным медианным значением, а в категориальных столбцах применялось заполнение наиболее часто встречающимся значением, то есть модой. Все текстовые категориальные признаки были преобразованы в числовой формат с применением метода бинарного кодирования. Поскольку алгоритм k-ближайших соседей вычисляет расстояния между объектами и крайне чувствителен к масштабу переменных, ко всем признакам было применено масштабирование методом стандартизации.</w:t>
+      </w:r>
+    </w:p>
+    <w:p>
+      <w:pPr>
+        <w:pStyle w:val="Normal"/>
+        <w:spacing w:lineRule="auto" w:line="360" w:beforeAutospacing="1" w:after="240"/>
         <w:ind w:firstLine="709"/>
         <w:jc w:val="both"/>
         <w:rPr>
-          <w:rFonts w:ascii="Times New Roman" w:eastAsia="Times New Roman" w:hAnsi="Times New Roman" w:cs="Times New Roman"/>
+          <w:rFonts w:ascii="Times New Roman" w:hAnsi="Times New Roman" w:eastAsia="Times New Roman" w:cs="Times New Roman"/>
           <w:color w:val="1F1F1F"/>
           <w:sz w:val="28"/>
           <w:szCs w:val="28"/>
@@ -688,24 +713,62 @@
         </w:rPr>
       </w:pPr>
       <w:r>
-        <w:rPr>
-          <w:rFonts w:ascii="Times New Roman" w:eastAsia="Times New Roman" w:hAnsi="Times New Roman" w:cs="Times New Roman"/>
-          <w:color w:val="1F1F1F"/>
-          <w:sz w:val="28"/>
-          <w:szCs w:val="28"/>
-          <w:lang w:eastAsia="ru-RU"/>
-        </w:rPr>
-        <w:lastRenderedPageBreak/>
-        <w:t>Для поиска наиболее оптимальной конфигурации алгоритма был проведен автоматизированный подбор ключевых гиперпараметров, включающих количество соседей, тип весовой функции и параметр метрики расстояния Минковского. Поиск оптимальных значений осуществлялся двумя независимыми методами: полным исчерпывающим перебором по заданной сетке параметров с использованием стратифицированной кросс-валидации и случайным поиском с использованием стандартной кросс-валидации на пять фолдов . Итоговая оптимальная модель была выбрана на основе максимального усредненного значения метрики доли правильных ответов, полученной по результатам полного перебора гиперпараметров.</w:t>
-      </w:r>
-    </w:p>
-    <w:p>
-      <w:pPr>
-        <w:spacing w:before="100" w:beforeAutospacing="1" w:after="240" w:line="360" w:lineRule="auto"/>
+        <w:rPr/>
+        <w:drawing>
+          <wp:anchor behindDoc="0" distT="0" distB="0" distL="0" distR="0" simplePos="0" locked="0" layoutInCell="0" allowOverlap="1" relativeHeight="4">
+            <wp:simplePos x="0" y="0"/>
+            <wp:positionH relativeFrom="column">
+              <wp:align>center</wp:align>
+            </wp:positionH>
+            <wp:positionV relativeFrom="paragraph">
+              <wp:posOffset>635</wp:posOffset>
+            </wp:positionV>
+            <wp:extent cx="5940425" cy="1829435"/>
+            <wp:effectExtent l="0" t="0" r="0" b="0"/>
+            <wp:wrapSquare wrapText="largest"/>
+            <wp:docPr id="3" name="Изображение2" descr=""/>
+            <wp:cNvGraphicFramePr>
+              <a:graphicFrameLocks xmlns:a="http://schemas.openxmlformats.org/drawingml/2006/main" noChangeAspect="1"/>
+            </wp:cNvGraphicFramePr>
+            <a:graphic xmlns:a="http://schemas.openxmlformats.org/drawingml/2006/main">
+              <a:graphicData uri="http://schemas.openxmlformats.org/drawingml/2006/picture">
+                <pic:pic xmlns:pic="http://schemas.openxmlformats.org/drawingml/2006/picture">
+                  <pic:nvPicPr>
+                    <pic:cNvPr id="3" name="Изображение2" descr=""/>
+                    <pic:cNvPicPr>
+                      <a:picLocks noChangeAspect="1" noChangeArrowheads="1"/>
+                    </pic:cNvPicPr>
+                  </pic:nvPicPr>
+                  <pic:blipFill>
+                    <a:blip r:embed="rId4"/>
+                    <a:stretch>
+                      <a:fillRect/>
+                    </a:stretch>
+                  </pic:blipFill>
+                  <pic:spPr bwMode="auto">
+                    <a:xfrm>
+                      <a:off x="0" y="0"/>
+                      <a:ext cx="5940425" cy="1829435"/>
+                    </a:xfrm>
+                    <a:prstGeom prst="rect">
+                      <a:avLst/>
+                    </a:prstGeom>
+                  </pic:spPr>
+                </pic:pic>
+              </a:graphicData>
+            </a:graphic>
+          </wp:anchor>
+        </w:drawing>
+      </w:r>
+    </w:p>
+    <w:p>
+      <w:pPr>
+        <w:pStyle w:val="Normal"/>
+        <w:spacing w:lineRule="auto" w:line="360" w:beforeAutospacing="1" w:after="240"/>
         <w:ind w:firstLine="709"/>
         <w:jc w:val="both"/>
         <w:rPr>
-          <w:rFonts w:ascii="Times New Roman" w:eastAsia="Times New Roman" w:hAnsi="Times New Roman" w:cs="Times New Roman"/>
+          <w:rFonts w:ascii="Times New Roman" w:hAnsi="Times New Roman" w:eastAsia="Times New Roman" w:cs="Times New Roman"/>
           <w:color w:val="1F1F1F"/>
           <w:sz w:val="28"/>
           <w:szCs w:val="28"/>
@@ -714,40 +777,1094 @@
       </w:pPr>
       <w:r>
         <w:rPr>
-          <w:rFonts w:ascii="Times New Roman" w:eastAsia="Times New Roman" w:hAnsi="Times New Roman" w:cs="Times New Roman"/>
+          <w:rFonts w:eastAsia="Times New Roman" w:cs="Times New Roman" w:ascii="Times New Roman" w:hAnsi="Times New Roman"/>
           <w:color w:val="1F1F1F"/>
           <w:sz w:val="28"/>
           <w:szCs w:val="28"/>
           <w:lang w:eastAsia="ru-RU"/>
         </w:rPr>
+        <w:t>Подготовленный и нормализованный набор данных был разделен на обучающую и тестовую выборки. При разбиении использовалась стратификация по целевой переменной для гарантированного сохранения исходного баланса классов в обеих частях данных. На первом этапе практического моделирования был обучен базовый классификатор с произвольно заданным гиперпараметром числа соседей, равным пяти. Качество работы полученной базовой модели оценивалось на отложенной тестовой выборке с вычислением стандартных метрик классификации, включая долю правильных ответов, точность, полноту и F1-меру, а также путем анализа матрицы ошибок.</w:t>
+      </w:r>
+    </w:p>
+    <w:p>
+      <w:pPr>
+        <w:pStyle w:val="Normal"/>
+        <w:spacing w:lineRule="auto" w:line="360" w:beforeAutospacing="1" w:after="240"/>
+        <w:ind w:firstLine="709"/>
+        <w:jc w:val="both"/>
+        <w:rPr>
+          <w:rFonts w:ascii="Times New Roman" w:hAnsi="Times New Roman" w:eastAsia="Times New Roman" w:cs="Times New Roman"/>
+          <w:color w:val="1F1F1F"/>
+          <w:sz w:val="28"/>
+          <w:szCs w:val="28"/>
+          <w:lang w:eastAsia="ru-RU"/>
+        </w:rPr>
+      </w:pPr>
+      <w:r>
+        <w:rPr/>
+        <w:drawing>
+          <wp:anchor behindDoc="0" distT="0" distB="0" distL="0" distR="0" simplePos="0" locked="0" layoutInCell="0" allowOverlap="1" relativeHeight="5">
+            <wp:simplePos x="0" y="0"/>
+            <wp:positionH relativeFrom="column">
+              <wp:align>center</wp:align>
+            </wp:positionH>
+            <wp:positionV relativeFrom="paragraph">
+              <wp:posOffset>635</wp:posOffset>
+            </wp:positionV>
+            <wp:extent cx="5940425" cy="4549775"/>
+            <wp:effectExtent l="0" t="0" r="0" b="0"/>
+            <wp:wrapSquare wrapText="largest"/>
+            <wp:docPr id="4" name="Изображение3" descr=""/>
+            <wp:cNvGraphicFramePr>
+              <a:graphicFrameLocks xmlns:a="http://schemas.openxmlformats.org/drawingml/2006/main" noChangeAspect="1"/>
+            </wp:cNvGraphicFramePr>
+            <a:graphic xmlns:a="http://schemas.openxmlformats.org/drawingml/2006/main">
+              <a:graphicData uri="http://schemas.openxmlformats.org/drawingml/2006/picture">
+                <pic:pic xmlns:pic="http://schemas.openxmlformats.org/drawingml/2006/picture">
+                  <pic:nvPicPr>
+                    <pic:cNvPr id="4" name="Изображение3" descr=""/>
+                    <pic:cNvPicPr>
+                      <a:picLocks noChangeAspect="1" noChangeArrowheads="1"/>
+                    </pic:cNvPicPr>
+                  </pic:nvPicPr>
+                  <pic:blipFill>
+                    <a:blip r:embed="rId5"/>
+                    <a:stretch>
+                      <a:fillRect/>
+                    </a:stretch>
+                  </pic:blipFill>
+                  <pic:spPr bwMode="auto">
+                    <a:xfrm>
+                      <a:off x="0" y="0"/>
+                      <a:ext cx="5940425" cy="4549775"/>
+                    </a:xfrm>
+                    <a:prstGeom prst="rect">
+                      <a:avLst/>
+                    </a:prstGeom>
+                  </pic:spPr>
+                </pic:pic>
+              </a:graphicData>
+            </a:graphic>
+          </wp:anchor>
+        </w:drawing>
+      </w:r>
+    </w:p>
+    <w:p>
+      <w:pPr>
+        <w:pStyle w:val="Normal"/>
+        <w:spacing w:lineRule="auto" w:line="360" w:beforeAutospacing="1" w:after="240"/>
+        <w:ind w:firstLine="709"/>
+        <w:jc w:val="both"/>
+        <w:rPr>
+          <w:rFonts w:ascii="Times New Roman" w:hAnsi="Times New Roman" w:eastAsia="Times New Roman" w:cs="Times New Roman"/>
+          <w:color w:val="1F1F1F"/>
+          <w:sz w:val="28"/>
+          <w:szCs w:val="28"/>
+          <w:lang w:eastAsia="ru-RU"/>
+        </w:rPr>
+      </w:pPr>
+      <w:r>
+        <w:rPr>
+          <w:rFonts w:eastAsia="Times New Roman" w:cs="Times New Roman" w:ascii="Times New Roman" w:hAnsi="Times New Roman"/>
+          <w:color w:val="1F1F1F"/>
+          <w:sz w:val="28"/>
+          <w:szCs w:val="28"/>
+          <w:lang w:eastAsia="ru-RU"/>
+        </w:rPr>
+        <w:t>Для поиска наиболее оптимальной конфигурации алгоритма был проведен автоматизированный подбор ключевых гиперпараметров, включающих количество соседей, тип весовой функции и параметр метрики расстояния Минковского. Поиск оптимальных значений осуществлялся двумя независимыми методами: полным исчерпывающим перебором по заданной сетке параметров с использованием стратифицированной кросс-валидации и случайным поиском с использованием стандартной кросс-валидации на пять фолдов . Итоговая оптимальная модель была выбрана на основе максимального усредненного значения метрики доли правильных ответов, полученной по результатам полного перебора гиперпараметров.</w:t>
+      </w:r>
+    </w:p>
+    <w:p>
+      <w:pPr>
+        <w:pStyle w:val="Normal"/>
+        <w:spacing w:lineRule="auto" w:line="360" w:beforeAutospacing="1" w:after="240"/>
+        <w:ind w:firstLine="709"/>
+        <w:jc w:val="both"/>
+        <w:rPr>
+          <w:rFonts w:ascii="Times New Roman" w:hAnsi="Times New Roman" w:eastAsia="Times New Roman" w:cs="Times New Roman"/>
+          <w:color w:val="1F1F1F"/>
+          <w:sz w:val="28"/>
+          <w:szCs w:val="28"/>
+          <w:lang w:eastAsia="ru-RU"/>
+        </w:rPr>
+      </w:pPr>
+      <w:r>
+        <w:rPr/>
+        <w:drawing>
+          <wp:anchor behindDoc="0" distT="0" distB="0" distL="0" distR="0" simplePos="0" locked="0" layoutInCell="0" allowOverlap="1" relativeHeight="6">
+            <wp:simplePos x="0" y="0"/>
+            <wp:positionH relativeFrom="column">
+              <wp:align>center</wp:align>
+            </wp:positionH>
+            <wp:positionV relativeFrom="paragraph">
+              <wp:posOffset>635</wp:posOffset>
+            </wp:positionV>
+            <wp:extent cx="4848225" cy="2876550"/>
+            <wp:effectExtent l="0" t="0" r="0" b="0"/>
+            <wp:wrapSquare wrapText="largest"/>
+            <wp:docPr id="5" name="Изображение4" descr=""/>
+            <wp:cNvGraphicFramePr>
+              <a:graphicFrameLocks xmlns:a="http://schemas.openxmlformats.org/drawingml/2006/main" noChangeAspect="1"/>
+            </wp:cNvGraphicFramePr>
+            <a:graphic xmlns:a="http://schemas.openxmlformats.org/drawingml/2006/main">
+              <a:graphicData uri="http://schemas.openxmlformats.org/drawingml/2006/picture">
+                <pic:pic xmlns:pic="http://schemas.openxmlformats.org/drawingml/2006/picture">
+                  <pic:nvPicPr>
+                    <pic:cNvPr id="5" name="Изображение4" descr=""/>
+                    <pic:cNvPicPr>
+                      <a:picLocks noChangeAspect="1" noChangeArrowheads="1"/>
+                    </pic:cNvPicPr>
+                  </pic:nvPicPr>
+                  <pic:blipFill>
+                    <a:blip r:embed="rId6"/>
+                    <a:stretch>
+                      <a:fillRect/>
+                    </a:stretch>
+                  </pic:blipFill>
+                  <pic:spPr bwMode="auto">
+                    <a:xfrm>
+                      <a:off x="0" y="0"/>
+                      <a:ext cx="4848225" cy="2876550"/>
+                    </a:xfrm>
+                    <a:prstGeom prst="rect">
+                      <a:avLst/>
+                    </a:prstGeom>
+                  </pic:spPr>
+                </pic:pic>
+              </a:graphicData>
+            </a:graphic>
+          </wp:anchor>
+        </w:drawing>
+      </w:r>
+    </w:p>
+    <w:p>
+      <w:pPr>
+        <w:pStyle w:val="Normal"/>
+        <w:spacing w:lineRule="auto" w:line="360" w:beforeAutospacing="1" w:after="240"/>
+        <w:ind w:firstLine="709"/>
+        <w:jc w:val="both"/>
+        <w:rPr>
+          <w:rFonts w:ascii="Times New Roman" w:hAnsi="Times New Roman" w:eastAsia="Times New Roman" w:cs="Times New Roman"/>
+          <w:color w:val="1F1F1F"/>
+          <w:sz w:val="28"/>
+          <w:szCs w:val="28"/>
+          <w:lang w:eastAsia="ru-RU"/>
+        </w:rPr>
+      </w:pPr>
+      <w:r>
+        <w:rPr>
+          <w:rFonts w:eastAsia="Times New Roman" w:cs="Times New Roman" w:ascii="Times New Roman" w:hAnsi="Times New Roman"/>
+          <w:color w:val="1F1F1F"/>
+          <w:sz w:val="28"/>
+          <w:szCs w:val="28"/>
+          <w:lang w:eastAsia="ru-RU"/>
+        </w:rPr>
         <w:t>В заключительной части исследования было проведено подробное сравнение показателей качества исходной базовой модели и алгоритма с оптимизированными параметрами. Анализ результатов продемонстрировал изменения в значениях основных классификационных метрик. Применение методов автоматического перебора гиперпараметров в связке с кросс-валидацией позволило определить наиболее эффективную конфигурацию классификатора. Результаты работы подтверждают необходимость проведения этапа тонкой настройки параметров алгоритма для достижения максимальной точности и повышения обобщающей способности разрабатываемых моделей машинного обучения.</w:t>
       </w:r>
     </w:p>
     <w:p>
       <w:pPr>
-        <w:rPr>
-          <w:sz w:val="28"/>
-          <w:szCs w:val="28"/>
-        </w:rPr>
-      </w:pPr>
-    </w:p>
-    <w:p/>
+        <w:pStyle w:val="Normal"/>
+        <w:rPr>
+          <w:sz w:val="28"/>
+          <w:szCs w:val="28"/>
+        </w:rPr>
+      </w:pPr>
+      <w:r>
+        <w:rPr>
+          <w:sz w:val="28"/>
+          <w:szCs w:val="28"/>
+        </w:rPr>
+        <w:drawing>
+          <wp:anchor behindDoc="0" distT="0" distB="0" distL="0" distR="0" simplePos="0" locked="0" layoutInCell="0" allowOverlap="1" relativeHeight="7">
+            <wp:simplePos x="0" y="0"/>
+            <wp:positionH relativeFrom="column">
+              <wp:align>center</wp:align>
+            </wp:positionH>
+            <wp:positionV relativeFrom="paragraph">
+              <wp:posOffset>635</wp:posOffset>
+            </wp:positionV>
+            <wp:extent cx="5940425" cy="2119630"/>
+            <wp:effectExtent l="0" t="0" r="0" b="0"/>
+            <wp:wrapSquare wrapText="largest"/>
+            <wp:docPr id="6" name="Изображение5" descr=""/>
+            <wp:cNvGraphicFramePr>
+              <a:graphicFrameLocks xmlns:a="http://schemas.openxmlformats.org/drawingml/2006/main" noChangeAspect="1"/>
+            </wp:cNvGraphicFramePr>
+            <a:graphic xmlns:a="http://schemas.openxmlformats.org/drawingml/2006/main">
+              <a:graphicData uri="http://schemas.openxmlformats.org/drawingml/2006/picture">
+                <pic:pic xmlns:pic="http://schemas.openxmlformats.org/drawingml/2006/picture">
+                  <pic:nvPicPr>
+                    <pic:cNvPr id="6" name="Изображение5" descr=""/>
+                    <pic:cNvPicPr>
+                      <a:picLocks noChangeAspect="1" noChangeArrowheads="1"/>
+                    </pic:cNvPicPr>
+                  </pic:nvPicPr>
+                  <pic:blipFill>
+                    <a:blip r:embed="rId7"/>
+                    <a:stretch>
+                      <a:fillRect/>
+                    </a:stretch>
+                  </pic:blipFill>
+                  <pic:spPr bwMode="auto">
+                    <a:xfrm>
+                      <a:off x="0" y="0"/>
+                      <a:ext cx="5940425" cy="2119630"/>
+                    </a:xfrm>
+                    <a:prstGeom prst="rect">
+                      <a:avLst/>
+                    </a:prstGeom>
+                  </pic:spPr>
+                </pic:pic>
+              </a:graphicData>
+            </a:graphic>
+          </wp:anchor>
+        </w:drawing>
+      </w:r>
+    </w:p>
+    <w:p>
+      <w:pPr>
+        <w:pStyle w:val="Normal"/>
+        <w:rPr/>
+      </w:pPr>
+      <w:r>
+        <w:rPr/>
+      </w:r>
+    </w:p>
+    <w:p>
+      <w:pPr>
+        <w:pStyle w:val="Normal"/>
+        <w:rPr/>
+      </w:pPr>
+      <w:r>
+        <w:rPr/>
+      </w:r>
+      <w:r>
+        <w:br w:type="page"/>
+      </w:r>
+    </w:p>
+    <w:p>
+      <w:pPr>
+        <w:pStyle w:val="Normal"/>
+        <w:spacing w:before="0" w:after="160"/>
+        <w:rPr/>
+      </w:pPr>
+      <w:r>
+        <w:rPr>
+          <w:b/>
+          <w:sz w:val="28"/>
+        </w:rPr>
+        <w:t>Приложение. Текст программы (ноутбук)</w:t>
+      </w:r>
+    </w:p>
+    <w:p>
+      <w:pPr>
+        <w:pStyle w:val="Normal"/>
+        <w:rPr/>
+      </w:pPr>
+      <w:r>
+        <w:rPr/>
+      </w:r>
+    </w:p>
+    <w:p>
+      <w:pPr>
+        <w:pStyle w:val="Normal"/>
+        <w:rPr/>
+      </w:pPr>
+      <w:r>
+        <w:rPr>
+          <w:sz w:val="22"/>
+        </w:rPr>
+        <w:t>Ниже приведены исходные тексты кодовых ячеек соответствующего Jupyter-ноутбука подряд, без вывода исполнения.</w:t>
+      </w:r>
+    </w:p>
+    <w:p>
+      <w:pPr>
+        <w:pStyle w:val="Normal"/>
+        <w:rPr/>
+      </w:pPr>
+      <w:r>
+        <w:rPr/>
+      </w:r>
+    </w:p>
+    <w:p>
+      <w:pPr>
+        <w:pStyle w:val="Normal"/>
+        <w:rPr/>
+      </w:pPr>
+      <w:r>
+        <w:rPr>
+          <w:rFonts w:ascii="Courier New" w:hAnsi="Courier New"/>
+          <w:b/>
+          <w:sz w:val="20"/>
+        </w:rPr>
+        <w:t># --- кодовая ячейка 1 ---</w:t>
+      </w:r>
+    </w:p>
+    <w:p>
+      <w:pPr>
+        <w:pStyle w:val="Normal"/>
+        <w:rPr/>
+      </w:pPr>
+      <w:r>
+        <w:rPr>
+          <w:rFonts w:ascii="Courier New" w:hAnsi="Courier New"/>
+          <w:sz w:val="18"/>
+        </w:rPr>
+        <w:t>import pandas as pd</w:t>
+        <w:br/>
+        <w:t>import numpy as np</w:t>
+        <w:br/>
+        <w:t>import matplotlib.pyplot as plt</w:t>
+        <w:br/>
+        <w:t>import seaborn as sns</w:t>
+        <w:br/>
+        <w:t>from sklearn.model_selection import train_test_split, GridSearchCV, RandomizedSearchCV, KFold, StratifiedKFold</w:t>
+        <w:br/>
+        <w:t>from sklearn.neighbors import KNeighborsClassifier</w:t>
+        <w:br/>
+        <w:t>from sklearn.preprocessing import StandardScaler, LabelEncoder, OneHotEncoder</w:t>
+        <w:br/>
+        <w:t>from sklearn.impute import SimpleImputer</w:t>
+        <w:br/>
+        <w:t>from sklearn.metrics import accuracy_score, precision_score, recall_score, f1_score, classification_report, confusion_matrix</w:t>
+        <w:br/>
+        <w:t>from scipy.stats import randint</w:t>
+        <w:br/>
+        <w:t>import warnings</w:t>
+        <w:br/>
+        <w:t>warnings.filterwarnings('ignore')</w:t>
+        <w:br/>
+        <w:br/>
+        <w:t>plt.style.use('seaborn-v0_8-darkgrid')</w:t>
+        <w:br/>
+        <w:t>plt.rcParams['figure.figsize'] = (10, 6)</w:t>
+        <w:br/>
+        <w:t>plt.rcParams['font.size'] = 10</w:t>
+        <w:br/>
+        <w:br/>
+        <w:t>print("Библиотеки успешно импортированы")</w:t>
+      </w:r>
+    </w:p>
+    <w:p>
+      <w:pPr>
+        <w:pStyle w:val="Normal"/>
+        <w:rPr/>
+      </w:pPr>
+      <w:r>
+        <w:rPr/>
+      </w:r>
+    </w:p>
+    <w:p>
+      <w:pPr>
+        <w:pStyle w:val="Normal"/>
+        <w:rPr/>
+      </w:pPr>
+      <w:r>
+        <w:rPr>
+          <w:rFonts w:ascii="Courier New" w:hAnsi="Courier New"/>
+          <w:b/>
+          <w:sz w:val="20"/>
+        </w:rPr>
+        <w:t># --- кодовая ячейка 2 ---</w:t>
+      </w:r>
+    </w:p>
+    <w:p>
+      <w:pPr>
+        <w:pStyle w:val="Normal"/>
+        <w:rPr/>
+      </w:pPr>
+      <w:r>
+        <w:rPr>
+          <w:rFonts w:ascii="Courier New" w:hAnsi="Courier New"/>
+          <w:sz w:val="18"/>
+        </w:rPr>
+        <w:t># Загрузка датасета</w:t>
+        <w:br/>
+        <w:t>try:</w:t>
+        <w:br/>
+        <w:t xml:space="preserve">    import kagglehub</w:t>
+        <w:br/>
+        <w:t xml:space="preserve">    from pathlib import Path</w:t>
+        <w:br/>
+        <w:t xml:space="preserve">    path = kagglehub.dataset_download("c/titanic")</w:t>
+        <w:br/>
+        <w:t xml:space="preserve">    dataset_path = Path(path)</w:t>
+        <w:br/>
+        <w:t xml:space="preserve">    csv_files = list(dataset_path.glob("*.csv"))</w:t>
+        <w:br/>
+        <w:t xml:space="preserve">    train_file = next((f for f in csv_files if 'train' in f.name.lower()), csv_files[0])</w:t>
+        <w:br/>
+        <w:t xml:space="preserve">    df = pd.read_csv(train_file)</w:t>
+        <w:br/>
+        <w:t xml:space="preserve">    print(f"Датасет загружен: {train_file.name}")</w:t>
+        <w:br/>
+        <w:t>except Exception as e:</w:t>
+        <w:br/>
+        <w:t xml:space="preserve">    print(f"Загрузка через kagglehub: {e}")</w:t>
+        <w:br/>
+        <w:t xml:space="preserve">    url = "https://raw.githubusercontent.com/datasciencedojo/datasets/master/titanic.csv"</w:t>
+        <w:br/>
+        <w:t xml:space="preserve">    df = pd.read_csv(url)</w:t>
+        <w:br/>
+        <w:t xml:space="preserve">    print("Датасет загружен через альтернативный источник")</w:t>
+        <w:br/>
+        <w:br/>
+        <w:t>print(f"\nРазмерность: {df.shape}")</w:t>
+        <w:br/>
+        <w:t>df.head(10)</w:t>
+      </w:r>
+    </w:p>
+    <w:p>
+      <w:pPr>
+        <w:pStyle w:val="Normal"/>
+        <w:rPr/>
+      </w:pPr>
+      <w:r>
+        <w:rPr/>
+      </w:r>
+    </w:p>
+    <w:p>
+      <w:pPr>
+        <w:pStyle w:val="Normal"/>
+        <w:rPr/>
+      </w:pPr>
+      <w:r>
+        <w:rPr>
+          <w:rFonts w:ascii="Courier New" w:hAnsi="Courier New"/>
+          <w:b/>
+          <w:sz w:val="20"/>
+        </w:rPr>
+        <w:t># --- кодовая ячейка 3 ---</w:t>
+      </w:r>
+    </w:p>
+    <w:p>
+      <w:pPr>
+        <w:pStyle w:val="Normal"/>
+        <w:rPr/>
+      </w:pPr>
+      <w:r>
+        <w:rPr>
+          <w:rFonts w:ascii="Courier New" w:hAnsi="Courier New"/>
+          <w:sz w:val="18"/>
+        </w:rPr>
+        <w:t># Предобработка: удаляем лишние столбцы, заполняем пропуски, кодируем категории</w:t>
+        <w:br/>
+        <w:br/>
+        <w:t># Удаляем столбцы, не подходящие для модели</w:t>
+        <w:br/>
+        <w:t>df_clean = df.drop(columns=['PassengerId', 'Name', 'Ticket', 'Cabin'], errors='ignore')</w:t>
+        <w:br/>
+        <w:br/>
+        <w:t># Заполнение пропусков</w:t>
+        <w:br/>
+        <w:t>numeric_cols = df_clean.select_dtypes(include=[np.number]).columns.tolist()</w:t>
+        <w:br/>
+        <w:t>categorical_cols = df_clean.select_dtypes(include=['object']).columns.tolist()</w:t>
+        <w:br/>
+        <w:br/>
+        <w:t>imputer_num = SimpleImputer(strategy='median')</w:t>
+        <w:br/>
+        <w:t>df_clean[numeric_cols] = imputer_num.fit_transform(df_clean[numeric_cols])</w:t>
+        <w:br/>
+        <w:br/>
+        <w:t>for col in categorical_cols:</w:t>
+        <w:br/>
+        <w:t xml:space="preserve">    df_clean[col] = df_clean[col].fillna(df_clean[col].mode()[0] if len(df_clean[col].mode()) &gt; 0 else 'Unknown')</w:t>
+        <w:br/>
+        <w:br/>
+        <w:t># One-Hot кодирование категориальных признаков</w:t>
+        <w:br/>
+        <w:t>df_encoded = pd.get_dummies(df_clean, columns=categorical_cols, drop_first=True)</w:t>
+        <w:br/>
+        <w:br/>
+        <w:t># Целевая переменная и признаки</w:t>
+        <w:br/>
+        <w:t>X = df_encoded.drop(columns=['Survived'])</w:t>
+        <w:br/>
+        <w:t>y = df_encoded['Survived']</w:t>
+        <w:br/>
+        <w:br/>
+        <w:t># Масштабирование (важно для KNN!)</w:t>
+        <w:br/>
+        <w:t>scaler = StandardScaler()</w:t>
+        <w:br/>
+        <w:t>X_scaled = pd.DataFrame(scaler.fit_transform(X), columns=X.columns, index=X.index)</w:t>
+        <w:br/>
+        <w:br/>
+        <w:t>print("Пропуски после обработки:", X_scaled.isnull().sum().sum())</w:t>
+        <w:br/>
+        <w:t>print(f"Признаков: {X_scaled.shape[1]}, Объектов: {X_scaled.shape[0]}")</w:t>
+        <w:br/>
+        <w:t>X_scaled.head()</w:t>
+      </w:r>
+    </w:p>
+    <w:p>
+      <w:pPr>
+        <w:pStyle w:val="Normal"/>
+        <w:rPr/>
+      </w:pPr>
+      <w:r>
+        <w:rPr/>
+      </w:r>
+    </w:p>
+    <w:p>
+      <w:pPr>
+        <w:pStyle w:val="Normal"/>
+        <w:rPr/>
+      </w:pPr>
+      <w:r>
+        <w:rPr>
+          <w:rFonts w:ascii="Courier New" w:hAnsi="Courier New"/>
+          <w:b/>
+          <w:sz w:val="20"/>
+        </w:rPr>
+        <w:t># --- кодовая ячейка 4 ---</w:t>
+      </w:r>
+    </w:p>
+    <w:p>
+      <w:pPr>
+        <w:pStyle w:val="Normal"/>
+        <w:rPr/>
+      </w:pPr>
+      <w:r>
+        <w:rPr>
+          <w:rFonts w:ascii="Courier New" w:hAnsi="Courier New"/>
+          <w:sz w:val="18"/>
+        </w:rPr>
+        <w:t>X_train, X_test, y_train, y_test = train_test_split(</w:t>
+        <w:br/>
+        <w:t xml:space="preserve">    X_scaled, y, test_size=0.2, random_state=42, stratify=y</w:t>
+        <w:br/>
+        <w:t>)</w:t>
+        <w:br/>
+        <w:br/>
+        <w:t>print(f"Обучающая выборка: {X_train.shape[0]} объектов")</w:t>
+        <w:br/>
+        <w:t>print(f"Тестовая выборка: {X_test.shape[0]} объектов")</w:t>
+        <w:br/>
+        <w:t>print(f"Распределение классов в train: {dict(y_train.value_counts())}")</w:t>
+        <w:br/>
+        <w:t>print(f"Распределение классов в test: {dict(y_test.value_counts())}")</w:t>
+      </w:r>
+    </w:p>
+    <w:p>
+      <w:pPr>
+        <w:pStyle w:val="Normal"/>
+        <w:rPr/>
+      </w:pPr>
+      <w:r>
+        <w:rPr/>
+      </w:r>
+    </w:p>
+    <w:p>
+      <w:pPr>
+        <w:pStyle w:val="Normal"/>
+        <w:rPr/>
+      </w:pPr>
+      <w:r>
+        <w:rPr>
+          <w:rFonts w:ascii="Courier New" w:hAnsi="Courier New"/>
+          <w:b/>
+          <w:sz w:val="20"/>
+        </w:rPr>
+        <w:t># --- кодовая ячейка 5 ---</w:t>
+      </w:r>
+    </w:p>
+    <w:p>
+      <w:pPr>
+        <w:pStyle w:val="Normal"/>
+        <w:rPr/>
+      </w:pPr>
+      <w:r>
+        <w:rPr>
+          <w:rFonts w:ascii="Courier New" w:hAnsi="Courier New"/>
+          <w:sz w:val="18"/>
+        </w:rPr>
+        <w:t>K_INITIAL = 5  # Произвольно заданный гиперпараметр</w:t>
+        <w:br/>
+        <w:br/>
+        <w:t>knn_initial = KNeighborsClassifier(n_neighbors=K_INITIAL)</w:t>
+        <w:br/>
+        <w:t>knn_initial.fit(X_train, y_train)</w:t>
+        <w:br/>
+        <w:t>y_pred_initial = knn_initial.predict(X_test)</w:t>
+        <w:br/>
+        <w:br/>
+        <w:t># Метрики качества для задачи классификации</w:t>
+        <w:br/>
+        <w:t>accuracy_initial = accuracy_score(y_test, y_pred_initial)</w:t>
+        <w:br/>
+        <w:t>precision_initial = precision_score(y_test, y_pred_initial, average='weighted', zero_division=0)</w:t>
+        <w:br/>
+        <w:t>recall_initial = recall_score(y_test, y_pred_initial, average='weighted', zero_division=0)</w:t>
+        <w:br/>
+        <w:t>f1_initial = f1_score(y_test, y_pred_initial, average='weighted', zero_division=0)</w:t>
+        <w:br/>
+        <w:br/>
+        <w:t>print(f"Модель KNN с K={K_INITIAL}")</w:t>
+        <w:br/>
+        <w:t>print("=" * 50)</w:t>
+        <w:br/>
+        <w:t>print(f"Accuracy:  {accuracy_initial:.4f}")</w:t>
+        <w:br/>
+        <w:t>print(f"Precision: {precision_initial:.4f}")</w:t>
+        <w:br/>
+        <w:t>print(f"Recall:    {recall_initial:.4f}")</w:t>
+        <w:br/>
+        <w:t>print(f"F1-score:  {f1_initial:.4f}")</w:t>
+        <w:br/>
+        <w:t>print("\nОтчёт по классам:")</w:t>
+        <w:br/>
+        <w:t>print(classification_report(y_test, y_pred_initial, target_names=['Не выжил', 'Выжил']))</w:t>
+      </w:r>
+    </w:p>
+    <w:p>
+      <w:pPr>
+        <w:pStyle w:val="Normal"/>
+        <w:rPr/>
+      </w:pPr>
+      <w:r>
+        <w:rPr/>
+      </w:r>
+    </w:p>
+    <w:p>
+      <w:pPr>
+        <w:pStyle w:val="Normal"/>
+        <w:rPr/>
+      </w:pPr>
+      <w:r>
+        <w:rPr>
+          <w:rFonts w:ascii="Courier New" w:hAnsi="Courier New"/>
+          <w:b/>
+          <w:sz w:val="20"/>
+        </w:rPr>
+        <w:t># --- кодовая ячейка 6 ---</w:t>
+      </w:r>
+    </w:p>
+    <w:p>
+      <w:pPr>
+        <w:pStyle w:val="Normal"/>
+        <w:rPr/>
+      </w:pPr>
+      <w:r>
+        <w:rPr>
+          <w:rFonts w:ascii="Courier New" w:hAnsi="Courier New"/>
+          <w:sz w:val="18"/>
+        </w:rPr>
+        <w:t># Матрица ошибок</w:t>
+        <w:br/>
+        <w:t>fig, ax = plt.subplots(figsize=(6, 5))</w:t>
+        <w:br/>
+        <w:t>sns.heatmap(confusion_matrix(y_test, y_pred_initial), annot=True, fmt='d', cmap='Blues',</w:t>
+        <w:br/>
+        <w:t xml:space="preserve">            xticklabels=['Не выжил', 'Выжил'], yticklabels=['Не выжил', 'Выжил'], ax=ax)</w:t>
+        <w:br/>
+        <w:t>ax.set_xlabel('Предсказание')</w:t>
+        <w:br/>
+        <w:t>ax.set_ylabel('Факт')</w:t>
+        <w:br/>
+        <w:t>ax.set_title(f'Матрица ошибок (K={K_INITIAL})')</w:t>
+        <w:br/>
+        <w:t>plt.tight_layout()</w:t>
+        <w:br/>
+        <w:t>plt.show()</w:t>
+      </w:r>
+    </w:p>
+    <w:p>
+      <w:pPr>
+        <w:pStyle w:val="Normal"/>
+        <w:rPr/>
+      </w:pPr>
+      <w:r>
+        <w:rPr/>
+      </w:r>
+    </w:p>
+    <w:p>
+      <w:pPr>
+        <w:pStyle w:val="Normal"/>
+        <w:rPr/>
+      </w:pPr>
+      <w:r>
+        <w:rPr>
+          <w:rFonts w:ascii="Courier New" w:hAnsi="Courier New"/>
+          <w:b/>
+          <w:sz w:val="20"/>
+        </w:rPr>
+        <w:t># --- кодовая ячейка 7 ---</w:t>
+      </w:r>
+    </w:p>
+    <w:p>
+      <w:pPr>
+        <w:pStyle w:val="Normal"/>
+        <w:rPr/>
+      </w:pPr>
+      <w:r>
+        <w:rPr>
+          <w:rFonts w:ascii="Courier New" w:hAnsi="Courier New"/>
+          <w:sz w:val="18"/>
+        </w:rPr>
+        <w:t>param_grid = {'n_neighbors': list(range(1, 51)), 'weights': ['uniform', 'distance'], 'p': [1, 2]}</w:t>
+        <w:br/>
+        <w:br/>
+        <w:t>cv_stratified = StratifiedKFold(n_splits=5, shuffle=True, random_state=42)</w:t>
+        <w:br/>
+        <w:br/>
+        <w:t>grid_search = GridSearchCV(</w:t>
+        <w:br/>
+        <w:t xml:space="preserve">    KNeighborsClassifier(),</w:t>
+        <w:br/>
+        <w:t xml:space="preserve">    param_grid=param_grid,</w:t>
+        <w:br/>
+        <w:t xml:space="preserve">    cv=cv_stratified,</w:t>
+        <w:br/>
+        <w:t xml:space="preserve">    scoring='accuracy',</w:t>
+        <w:br/>
+        <w:t xml:space="preserve">    n_jobs=-1,</w:t>
+        <w:br/>
+        <w:t xml:space="preserve">    verbose=0</w:t>
+        <w:br/>
+        <w:t>)</w:t>
+        <w:br/>
+        <w:br/>
+        <w:t>grid_search.fit(X_train, y_train)</w:t>
+        <w:br/>
+        <w:br/>
+        <w:t>print("GridSearchCV - лучшие параметры:", grid_search.best_params_)</w:t>
+        <w:br/>
+        <w:t>print(f"Лучший CV score: {grid_search.best_score_:.4f}")</w:t>
+      </w:r>
+    </w:p>
+    <w:p>
+      <w:pPr>
+        <w:pStyle w:val="Normal"/>
+        <w:rPr/>
+      </w:pPr>
+      <w:r>
+        <w:rPr/>
+      </w:r>
+    </w:p>
+    <w:p>
+      <w:pPr>
+        <w:pStyle w:val="Normal"/>
+        <w:rPr/>
+      </w:pPr>
+      <w:r>
+        <w:rPr>
+          <w:rFonts w:ascii="Courier New" w:hAnsi="Courier New"/>
+          <w:b/>
+          <w:sz w:val="20"/>
+        </w:rPr>
+        <w:t># --- кодовая ячейка 8 ---</w:t>
+      </w:r>
+    </w:p>
+    <w:p>
+      <w:pPr>
+        <w:pStyle w:val="Normal"/>
+        <w:rPr/>
+      </w:pPr>
+      <w:r>
+        <w:rPr>
+          <w:rFonts w:ascii="Courier New" w:hAnsi="Courier New"/>
+          <w:sz w:val="18"/>
+        </w:rPr>
+        <w:t>param_dist = {</w:t>
+        <w:br/>
+        <w:t xml:space="preserve">    'n_neighbors': randint(1, 51),</w:t>
+        <w:br/>
+        <w:t xml:space="preserve">    'weights': ['uniform', 'distance'],</w:t>
+        <w:br/>
+        <w:t xml:space="preserve">    'p': [1, 2]</w:t>
+        <w:br/>
+        <w:t>}</w:t>
+        <w:br/>
+        <w:br/>
+        <w:t>cv_kfold = KFold(n_splits=5, shuffle=True, random_state=42)</w:t>
+        <w:br/>
+        <w:br/>
+        <w:t>random_search = RandomizedSearchCV(</w:t>
+        <w:br/>
+        <w:t xml:space="preserve">    KNeighborsClassifier(),</w:t>
+        <w:br/>
+        <w:t xml:space="preserve">    param_distributions=param_dist,</w:t>
+        <w:br/>
+        <w:t xml:space="preserve">    n_iter=50,</w:t>
+        <w:br/>
+        <w:t xml:space="preserve">    cv=cv_kfold,</w:t>
+        <w:br/>
+        <w:t xml:space="preserve">    scoring='accuracy',</w:t>
+        <w:br/>
+        <w:t xml:space="preserve">    random_state=42,</w:t>
+        <w:br/>
+        <w:t xml:space="preserve">    n_jobs=-1,</w:t>
+        <w:br/>
+        <w:t xml:space="preserve">    verbose=0</w:t>
+        <w:br/>
+        <w:t>)</w:t>
+        <w:br/>
+        <w:br/>
+        <w:t>random_search.fit(X_train, y_train)</w:t>
+        <w:br/>
+        <w:br/>
+        <w:t>print("RandomizedSearchCV - лучшие параметры:", random_search.best_params_)</w:t>
+        <w:br/>
+        <w:t>print(f"Лучший CV score: {random_search.best_score_:.4f}")</w:t>
+      </w:r>
+    </w:p>
+    <w:p>
+      <w:pPr>
+        <w:pStyle w:val="Normal"/>
+        <w:rPr/>
+      </w:pPr>
+      <w:r>
+        <w:rPr/>
+      </w:r>
+    </w:p>
+    <w:p>
+      <w:pPr>
+        <w:pStyle w:val="Normal"/>
+        <w:rPr/>
+      </w:pPr>
+      <w:r>
+        <w:rPr>
+          <w:rFonts w:ascii="Courier New" w:hAnsi="Courier New"/>
+          <w:b/>
+          <w:sz w:val="20"/>
+        </w:rPr>
+        <w:t># --- кодовая ячейка 9 ---</w:t>
+      </w:r>
+    </w:p>
+    <w:p>
+      <w:pPr>
+        <w:pStyle w:val="Normal"/>
+        <w:rPr/>
+      </w:pPr>
+      <w:r>
+        <w:rPr>
+          <w:rFonts w:ascii="Courier New" w:hAnsi="Courier New"/>
+          <w:sz w:val="18"/>
+        </w:rPr>
+        <w:t># Используем модель из GridSearchCV (более полный поиск)</w:t>
+        <w:br/>
+        <w:t>knn_optimal = grid_search.best_estimator_</w:t>
+        <w:br/>
+        <w:t>y_pred_optimal = knn_optimal.predict(X_test)</w:t>
+        <w:br/>
+        <w:br/>
+        <w:t>accuracy_optimal = accuracy_score(y_test, y_pred_optimal)</w:t>
+        <w:br/>
+        <w:t>precision_optimal = precision_score(y_test, y_pred_optimal, average='weighted', zero_division=0)</w:t>
+        <w:br/>
+        <w:t>recall_optimal = recall_score(y_test, y_pred_optimal, average='weighted', zero_division=0)</w:t>
+        <w:br/>
+        <w:t>f1_optimal = f1_score(y_test, y_pred_optimal, average='weighted', zero_division=0)</w:t>
+        <w:br/>
+        <w:br/>
+        <w:t>print(f"Оптимальная модель KNN: K={knn_optimal.n_neighbors}, weights={knn_optimal.weights}, p={knn_optimal.p}")</w:t>
+        <w:br/>
+        <w:t>print("=" * 50)</w:t>
+        <w:br/>
+        <w:t>print(f"Accuracy:  {accuracy_optimal:.4f}")</w:t>
+        <w:br/>
+        <w:t>print(f"Precision: {precision_optimal:.4f}")</w:t>
+        <w:br/>
+        <w:t>print(f"Recall:    {recall_optimal:.4f}")</w:t>
+        <w:br/>
+        <w:t>print(f"F1-score:  {f1_optimal:.4f}")</w:t>
+        <w:br/>
+        <w:t>print("\nОтчёт по классам:")</w:t>
+        <w:br/>
+        <w:t>print(classification_report(y_test, y_pred_optimal, target_names=['Не выжил', 'Выжил']))</w:t>
+      </w:r>
+    </w:p>
+    <w:p>
+      <w:pPr>
+        <w:pStyle w:val="Normal"/>
+        <w:rPr/>
+      </w:pPr>
+      <w:r>
+        <w:rPr/>
+      </w:r>
+    </w:p>
+    <w:p>
+      <w:pPr>
+        <w:pStyle w:val="Normal"/>
+        <w:rPr/>
+      </w:pPr>
+      <w:r>
+        <w:rPr>
+          <w:rFonts w:ascii="Courier New" w:hAnsi="Courier New"/>
+          <w:b/>
+          <w:sz w:val="20"/>
+        </w:rPr>
+        <w:t># --- кодовая ячейка 10 ---</w:t>
+      </w:r>
+    </w:p>
+    <w:p>
+      <w:pPr>
+        <w:pStyle w:val="Normal"/>
+        <w:rPr/>
+      </w:pPr>
+      <w:r>
+        <w:rPr>
+          <w:rFonts w:ascii="Courier New" w:hAnsi="Courier New"/>
+          <w:sz w:val="18"/>
+        </w:rPr>
+        <w:t>comparison = pd.DataFrame({</w:t>
+        <w:br/>
+        <w:t xml:space="preserve">    'Метрика': ['Accuracy', 'Precision', 'Recall', 'F1-score'],</w:t>
+        <w:br/>
+        <w:t xml:space="preserve">    f'Исходная (K={K_INITIAL})': [accuracy_initial, precision_initial, recall_initial, f1_initial],</w:t>
+        <w:br/>
+        <w:t xml:space="preserve">    f'Оптимальная (K={knn_optimal.n_neighbors})': [accuracy_optimal, precision_optimal, recall_optimal, f1_optimal],</w:t>
+        <w:br/>
+        <w:t xml:space="preserve">    'Разница': [</w:t>
+        <w:br/>
+        <w:t xml:space="preserve">        accuracy_optimal - accuracy_initial,</w:t>
+        <w:br/>
+        <w:t xml:space="preserve">        precision_optimal - precision_initial,</w:t>
+        <w:br/>
+        <w:t xml:space="preserve">        recall_optimal - recall_initial,</w:t>
+        <w:br/>
+        <w:t xml:space="preserve">        f1_optimal - f1_initial</w:t>
+        <w:br/>
+        <w:t xml:space="preserve">    ]</w:t>
+        <w:br/>
+        <w:t>})</w:t>
+        <w:br/>
+        <w:br/>
+        <w:t>print("Сравнение качества моделей")</w:t>
+        <w:br/>
+        <w:t>print("=" * 70)</w:t>
+        <w:br/>
+        <w:t>print(comparison.to_string(index=False))</w:t>
+        <w:br/>
+        <w:br/>
+        <w:t>improvement = (accuracy_optimal - accuracy_initial) * 100</w:t>
+        <w:br/>
+        <w:t>print(f"\nУлучшение Accuracy: {improvement:+.2f}%")</w:t>
+        <w:br/>
+        <w:t>if improvement &gt; 0:</w:t>
+        <w:br/>
+        <w:t xml:space="preserve">    print("Подбор гиперпараметров улучшил качество модели.")</w:t>
+        <w:br/>
+        <w:t>else:</w:t>
+        <w:br/>
+        <w:t xml:space="preserve">    print("Исходная модель показала сопоставимое или лучшее качество.")</w:t>
+      </w:r>
+    </w:p>
+    <w:p>
+      <w:pPr>
+        <w:pStyle w:val="Normal"/>
+        <w:rPr/>
+      </w:pPr>
+      <w:r>
+        <w:rPr/>
+      </w:r>
+    </w:p>
+    <w:p>
+      <w:pPr>
+        <w:pStyle w:val="Normal"/>
+        <w:rPr/>
+      </w:pPr>
+      <w:r>
+        <w:rPr>
+          <w:rFonts w:ascii="Courier New" w:hAnsi="Courier New"/>
+          <w:b/>
+          <w:sz w:val="20"/>
+        </w:rPr>
+        <w:t># --- кодовая ячейка 11 ---</w:t>
+      </w:r>
+    </w:p>
+    <w:p>
+      <w:pPr>
+        <w:pStyle w:val="Normal"/>
+        <w:widowControl/>
+        <w:bidi w:val="0"/>
+        <w:spacing w:lineRule="auto" w:line="259" w:before="0" w:after="160"/>
+        <w:jc w:val="left"/>
+        <w:rPr/>
+      </w:pPr>
+      <w:r>
+        <w:rPr>
+          <w:rFonts w:ascii="Courier New" w:hAnsi="Courier New"/>
+          <w:sz w:val="18"/>
+        </w:rPr>
+        <w:t># Визуальное сравнение метрик</w:t>
+        <w:br/>
+        <w:t>fig, axes = plt.subplots(1, 2, figsize=(14, 5))</w:t>
+        <w:br/>
+        <w:br/>
+        <w:t>metrics = ['Accuracy', 'Precision', 'Recall', 'F1-score']</w:t>
+        <w:br/>
+        <w:t>initial_vals = [accuracy_initial, precision_initial, recall_initial, f1_initial]</w:t>
+        <w:br/>
+        <w:t>optimal_vals = [accuracy_optimal, precision_optimal, recall_optimal, f1_optimal]</w:t>
+        <w:br/>
+        <w:br/>
+        <w:t>x = np.arange(len(metrics))</w:t>
+        <w:br/>
+        <w:t>width = 0.35</w:t>
+        <w:br/>
+        <w:br/>
+        <w:t>axes[0].bar(x - width/2, initial_vals, width, label=f'Исходная (K={K_INITIAL})', color='coral', alpha=0.8)</w:t>
+        <w:br/>
+        <w:t>axes[0].bar(x + width/2, optimal_vals, width, label=f'Оптимальная (K={knn_optimal.n_neighbors})', color='steelblue', alpha=0.8)</w:t>
+        <w:br/>
+        <w:t>axes[0].set_ylabel('Значение')</w:t>
+        <w:br/>
+        <w:t>axes[0].set_title('Сравнение метрик качества')</w:t>
+        <w:br/>
+        <w:t>axes[0].set_xticks(x)</w:t>
+        <w:br/>
+        <w:t>axes[0].set_xticklabels(metrics)</w:t>
+        <w:br/>
+        <w:t>axes[0].legend()</w:t>
+        <w:br/>
+        <w:t>axes[0].set_ylim(0, 1.05)</w:t>
+        <w:br/>
+        <w:t>axes[0].grid(True, alpha=0.3, axis='y')</w:t>
+        <w:br/>
+        <w:br/>
+        <w:t># Матрицы ошибок рядом</w:t>
+        <w:br/>
+        <w:t>ax1 = axes[1]</w:t>
+        <w:br/>
+        <w:t>sns.heatmap(confusion_matrix(y_test, y_pred_optimal), annot=True, fmt='d', cmap='Greens',</w:t>
+        <w:br/>
+        <w:t xml:space="preserve">            xticklabels=['Не выжил', 'Выжил'], yticklabels=['Не выжил', 'Выжил'], ax=ax1)</w:t>
+        <w:br/>
+        <w:t>ax1.set_xlabel('Предсказание')</w:t>
+        <w:br/>
+        <w:t>ax1.set_ylabel('Факт')</w:t>
+        <w:br/>
+        <w:t>ax1.set_title('Матрица ошибок оптимальной модели')</w:t>
+        <w:br/>
+        <w:br/>
+        <w:t>plt.tight_layout()</w:t>
+        <w:br/>
+        <w:t>plt.show()</w:t>
+      </w:r>
+    </w:p>
     <w:sectPr>
+      <w:type w:val="nextPage"/>
       <w:pgSz w:w="11906" w:h="16838"/>
-      <w:pgMar w:top="1134" w:right="850" w:bottom="1134" w:left="1701" w:header="708" w:footer="708" w:gutter="0"/>
-      <w:cols w:space="708"/>
-      <w:docGrid w:linePitch="360"/>
+      <w:pgMar w:left="1701" w:right="850" w:gutter="0" w:header="0" w:top="1134" w:footer="0" w:bottom="1134"/>
+      <w:pgNumType w:fmt="decimal"/>
+      <w:formProt w:val="false"/>
+      <w:textDirection w:val="lrTb"/>
+      <w:docGrid w:type="default" w:linePitch="360" w:charSpace="4096"/>
     </w:sectPr>
   </w:body>
 </w:document>
 </file>
 
 <file path=word/styles.xml><?xml version="1.0" encoding="utf-8"?>
-<w:styles xmlns:mc="http://schemas.openxmlformats.org/markup-compatibility/2006" xmlns:r="http://schemas.openxmlformats.org/officeDocument/2006/relationships" xmlns:w="http://schemas.openxmlformats.org/wordprocessingml/2006/main" xmlns:w14="http://schemas.microsoft.com/office/word/2010/wordml" xmlns:w15="http://schemas.microsoft.com/office/word/2012/wordml" xmlns:w16cex="http://schemas.microsoft.com/office/word/2018/wordml/cex" xmlns:w16cid="http://schemas.microsoft.com/office/word/2016/wordml/cid" xmlns:w16="http://schemas.microsoft.com/office/word/2018/wordml" xmlns:w16sdtdh="http://schemas.microsoft.com/office/word/2020/wordml/sdtdatahash" xmlns:w16se="http://schemas.microsoft.com/office/word/2015/wordml/symex" mc:Ignorable="w14 w15 w16se w16cid w16 w16cex w16sdtdh">
+<w:styles xmlns:w="http://schemas.openxmlformats.org/wordprocessingml/2006/main" xmlns:w14="http://schemas.microsoft.com/office/word/2010/wordml" xmlns:mc="http://schemas.openxmlformats.org/markup-compatibility/2006" mc:Ignorable="w14">
   <w:docDefaults>
     <w:rPrDefault>
       <w:rPr>
-        <w:rFonts w:asciiTheme="minorHAnsi" w:eastAsiaTheme="minorHAnsi" w:hAnsiTheme="minorHAnsi" w:cstheme="minorBidi"/>
+        <w:rFonts w:ascii="Calibri" w:hAnsi="Calibri" w:eastAsia="Calibri" w:cs="" w:asciiTheme="minorHAnsi" w:cstheme="minorBidi" w:eastAsiaTheme="minorHAnsi" w:hAnsiTheme="minorHAnsi"/>
         <w:sz w:val="22"/>
         <w:szCs w:val="22"/>
         <w:lang w:val="ru-RU" w:eastAsia="en-US" w:bidi="ar-SA"/>
@@ -755,21 +1872,21 @@
     </w:rPrDefault>
     <w:pPrDefault>
       <w:pPr>
-        <w:spacing w:after="160" w:line="259" w:lineRule="auto"/>
+        <w:suppressAutoHyphens w:val="true"/>
       </w:pPr>
     </w:pPrDefault>
   </w:docDefaults>
   <w:latentStyles w:defLockedState="0" w:defUIPriority="99" w:defSemiHidden="0" w:defUnhideWhenUsed="0" w:defQFormat="0" w:count="376">
     <w:lsdException w:name="Normal" w:uiPriority="0" w:qFormat="1"/>
     <w:lsdException w:name="heading 1" w:uiPriority="9" w:qFormat="1"/>
-    <w:lsdException w:name="heading 2" w:semiHidden="1" w:uiPriority="9" w:unhideWhenUsed="1" w:qFormat="1"/>
-    <w:lsdException w:name="heading 3" w:semiHidden="1" w:uiPriority="9" w:unhideWhenUsed="1" w:qFormat="1"/>
-    <w:lsdException w:name="heading 4" w:semiHidden="1" w:uiPriority="9" w:unhideWhenUsed="1" w:qFormat="1"/>
-    <w:lsdException w:name="heading 5" w:semiHidden="1" w:uiPriority="9" w:unhideWhenUsed="1" w:qFormat="1"/>
-    <w:lsdException w:name="heading 6" w:semiHidden="1" w:uiPriority="9" w:unhideWhenUsed="1" w:qFormat="1"/>
-    <w:lsdException w:name="heading 7" w:semiHidden="1" w:uiPriority="9" w:unhideWhenUsed="1" w:qFormat="1"/>
-    <w:lsdException w:name="heading 8" w:semiHidden="1" w:uiPriority="9" w:unhideWhenUsed="1" w:qFormat="1"/>
-    <w:lsdException w:name="heading 9" w:semiHidden="1" w:uiPriority="9" w:unhideWhenUsed="1" w:qFormat="1"/>
+    <w:lsdException w:name="heading 2" w:uiPriority="9" w:semiHidden="1" w:unhideWhenUsed="1" w:qFormat="1"/>
+    <w:lsdException w:name="heading 3" w:uiPriority="9" w:semiHidden="1" w:unhideWhenUsed="1" w:qFormat="1"/>
+    <w:lsdException w:name="heading 4" w:uiPriority="9" w:semiHidden="1" w:unhideWhenUsed="1" w:qFormat="1"/>
+    <w:lsdException w:name="heading 5" w:uiPriority="9" w:semiHidden="1" w:unhideWhenUsed="1" w:qFormat="1"/>
+    <w:lsdException w:name="heading 6" w:uiPriority="9" w:semiHidden="1" w:unhideWhenUsed="1" w:qFormat="1"/>
+    <w:lsdException w:name="heading 7" w:uiPriority="9" w:semiHidden="1" w:unhideWhenUsed="1" w:qFormat="1"/>
+    <w:lsdException w:name="heading 8" w:uiPriority="9" w:semiHidden="1" w:unhideWhenUsed="1" w:qFormat="1"/>
+    <w:lsdException w:name="heading 9" w:uiPriority="9" w:semiHidden="1" w:unhideWhenUsed="1" w:qFormat="1"/>
     <w:lsdException w:name="index 1" w:semiHidden="1" w:unhideWhenUsed="1"/>
     <w:lsdException w:name="index 2" w:semiHidden="1" w:unhideWhenUsed="1"/>
     <w:lsdException w:name="index 3" w:semiHidden="1" w:unhideWhenUsed="1"/>
@@ -779,22 +1896,22 @@
     <w:lsdException w:name="index 7" w:semiHidden="1" w:unhideWhenUsed="1"/>
     <w:lsdException w:name="index 8" w:semiHidden="1" w:unhideWhenUsed="1"/>
     <w:lsdException w:name="index 9" w:semiHidden="1" w:unhideWhenUsed="1"/>
-    <w:lsdException w:name="toc 1" w:semiHidden="1" w:uiPriority="39" w:unhideWhenUsed="1"/>
-    <w:lsdException w:name="toc 2" w:semiHidden="1" w:uiPriority="39" w:unhideWhenUsed="1"/>
-    <w:lsdException w:name="toc 3" w:semiHidden="1" w:uiPriority="39" w:unhideWhenUsed="1"/>
-    <w:lsdException w:name="toc 4" w:semiHidden="1" w:uiPriority="39" w:unhideWhenUsed="1"/>
-    <w:lsdException w:name="toc 5" w:semiHidden="1" w:uiPriority="39" w:unhideWhenUsed="1"/>
-    <w:lsdException w:name="toc 6" w:semiHidden="1" w:uiPriority="39" w:unhideWhenUsed="1"/>
-    <w:lsdException w:name="toc 7" w:semiHidden="1" w:uiPriority="39" w:unhideWhenUsed="1"/>
-    <w:lsdException w:name="toc 8" w:semiHidden="1" w:uiPriority="39" w:unhideWhenUsed="1"/>
-    <w:lsdException w:name="toc 9" w:semiHidden="1" w:uiPriority="39" w:unhideWhenUsed="1"/>
+    <w:lsdException w:name="toc 1" w:uiPriority="39" w:semiHidden="1" w:unhideWhenUsed="1"/>
+    <w:lsdException w:name="toc 2" w:uiPriority="39" w:semiHidden="1" w:unhideWhenUsed="1"/>
+    <w:lsdException w:name="toc 3" w:uiPriority="39" w:semiHidden="1" w:unhideWhenUsed="1"/>
+    <w:lsdException w:name="toc 4" w:uiPriority="39" w:semiHidden="1" w:unhideWhenUsed="1"/>
+    <w:lsdException w:name="toc 5" w:uiPriority="39" w:semiHidden="1" w:unhideWhenUsed="1"/>
+    <w:lsdException w:name="toc 6" w:uiPriority="39" w:semiHidden="1" w:unhideWhenUsed="1"/>
+    <w:lsdException w:name="toc 7" w:uiPriority="39" w:semiHidden="1" w:unhideWhenUsed="1"/>
+    <w:lsdException w:name="toc 8" w:uiPriority="39" w:semiHidden="1" w:unhideWhenUsed="1"/>
+    <w:lsdException w:name="toc 9" w:uiPriority="39" w:semiHidden="1" w:unhideWhenUsed="1"/>
     <w:lsdException w:name="Normal Indent" w:semiHidden="1" w:unhideWhenUsed="1"/>
     <w:lsdException w:name="footnote text" w:semiHidden="1" w:unhideWhenUsed="1"/>
     <w:lsdException w:name="annotation text" w:semiHidden="1" w:unhideWhenUsed="1"/>
     <w:lsdException w:name="header" w:semiHidden="1" w:unhideWhenUsed="1"/>
     <w:lsdException w:name="footer" w:semiHidden="1" w:unhideWhenUsed="1"/>
     <w:lsdException w:name="index heading" w:semiHidden="1" w:unhideWhenUsed="1"/>
-    <w:lsdException w:name="caption" w:semiHidden="1" w:uiPriority="35" w:unhideWhenUsed="1" w:qFormat="1"/>
+    <w:lsdException w:name="caption" w:uiPriority="35" w:semiHidden="1" w:unhideWhenUsed="1" w:qFormat="1"/>
     <w:lsdException w:name="table of figures" w:semiHidden="1" w:unhideWhenUsed="1"/>
     <w:lsdException w:name="envelope address" w:semiHidden="1" w:unhideWhenUsed="1"/>
     <w:lsdException w:name="envelope return" w:semiHidden="1" w:unhideWhenUsed="1"/>
@@ -825,7 +1942,7 @@
     <w:lsdException w:name="Title" w:uiPriority="10" w:qFormat="1"/>
     <w:lsdException w:name="Closing" w:semiHidden="1" w:unhideWhenUsed="1"/>
     <w:lsdException w:name="Signature" w:semiHidden="1" w:unhideWhenUsed="1"/>
-    <w:lsdException w:name="Default Paragraph Font" w:semiHidden="1" w:uiPriority="1" w:unhideWhenUsed="1"/>
+    <w:lsdException w:name="Default Paragraph Font" w:uiPriority="1" w:semiHidden="1" w:unhideWhenUsed="1"/>
     <w:lsdException w:name="Body Text" w:semiHidden="1" w:unhideWhenUsed="1"/>
     <w:lsdException w:name="Body Text Indent" w:semiHidden="1" w:unhideWhenUsed="1"/>
     <w:lsdException w:name="List Continue" w:semiHidden="1" w:unhideWhenUsed="1"/>
@@ -1025,8 +2142,8 @@
     <w:lsdException w:name="Subtle Reference" w:uiPriority="31" w:qFormat="1"/>
     <w:lsdException w:name="Intense Reference" w:uiPriority="32" w:qFormat="1"/>
     <w:lsdException w:name="Book Title" w:uiPriority="33" w:qFormat="1"/>
-    <w:lsdException w:name="Bibliography" w:semiHidden="1" w:uiPriority="37" w:unhideWhenUsed="1"/>
-    <w:lsdException w:name="TOC Heading" w:semiHidden="1" w:uiPriority="39" w:unhideWhenUsed="1" w:qFormat="1"/>
+    <w:lsdException w:name="Bibliography" w:uiPriority="37" w:semiHidden="1" w:unhideWhenUsed="1"/>
+    <w:lsdException w:name="TOC Heading" w:uiPriority="39" w:semiHidden="1" w:unhideWhenUsed="1" w:qFormat="1"/>
     <w:lsdException w:name="Plain Table 1" w:uiPriority="41"/>
     <w:lsdException w:name="Plain Table 2" w:uiPriority="42"/>
     <w:lsdException w:name="Plain Table 3" w:uiPriority="43"/>
@@ -1137,16 +2254,136 @@
     <w:lsdException w:name="Unresolved Mention" w:semiHidden="1" w:unhideWhenUsed="1"/>
     <w:lsdException w:name="Smart Link" w:semiHidden="1" w:unhideWhenUsed="1"/>
   </w:latentStyles>
-  <w:style w:type="paragraph" w:default="1" w:styleId="a">
+  <w:style w:type="paragraph" w:styleId="Normal" w:default="1">
     <w:name w:val="Normal"/>
     <w:qFormat/>
-    <w:rsid w:val="00906F2D"/>
+    <w:rsid w:val="00906f2d"/>
+    <w:pPr>
+      <w:widowControl/>
+      <w:bidi w:val="0"/>
+      <w:spacing w:lineRule="auto" w:line="259" w:before="0" w:after="160"/>
+      <w:jc w:val="left"/>
+    </w:pPr>
+    <w:rPr>
+      <w:rFonts w:ascii="Calibri" w:hAnsi="Calibri" w:eastAsia="Calibri" w:cs="" w:asciiTheme="minorHAnsi" w:cstheme="minorBidi" w:eastAsiaTheme="minorHAnsi" w:hAnsiTheme="minorHAnsi"/>
+      <w:color w:val="auto"/>
+      <w:kern w:val="0"/>
+      <w:sz w:val="22"/>
+      <w:szCs w:val="22"/>
+      <w:lang w:val="ru-RU" w:eastAsia="en-US" w:bidi="ar-SA"/>
+    </w:rPr>
   </w:style>
-  <w:style w:type="character" w:default="1" w:styleId="a0">
+  <w:style w:type="character" w:styleId="DefaultParagraphFont" w:default="1">
     <w:name w:val="Default Paragraph Font"/>
     <w:uiPriority w:val="1"/>
     <w:semiHidden/>
     <w:unhideWhenUsed/>
+    <w:qFormat/>
+    <w:rPr/>
+  </w:style>
+  <w:style w:type="paragraph" w:styleId="Style14">
+    <w:name w:val="Заголовок"/>
+    <w:basedOn w:val="Normal"/>
+    <w:next w:val="BodyText"/>
+    <w:qFormat/>
+    <w:pPr>
+      <w:keepNext w:val="true"/>
+      <w:spacing w:before="240" w:after="120"/>
+    </w:pPr>
+    <w:rPr>
+      <w:rFonts w:ascii="Liberation Sans" w:hAnsi="Liberation Sans" w:eastAsia="Noto Sans CJK SC" w:cs="Noto Sans Devanagari"/>
+      <w:sz w:val="28"/>
+      <w:szCs w:val="28"/>
+    </w:rPr>
+  </w:style>
+  <w:style w:type="paragraph" w:styleId="BodyText">
+    <w:name w:val="Body Text"/>
+    <w:basedOn w:val="Normal"/>
+    <w:pPr>
+      <w:spacing w:lineRule="auto" w:line="276" w:before="0" w:after="140"/>
+    </w:pPr>
+    <w:rPr/>
+  </w:style>
+  <w:style w:type="paragraph" w:styleId="List">
+    <w:name w:val="List"/>
+    <w:basedOn w:val="BodyText"/>
+    <w:pPr/>
+    <w:rPr>
+      <w:rFonts w:cs="Noto Sans Devanagari"/>
+    </w:rPr>
+  </w:style>
+  <w:style w:type="paragraph" w:styleId="Caption">
+    <w:name w:val="Caption"/>
+    <w:basedOn w:val="Normal"/>
+    <w:qFormat/>
+    <w:pPr>
+      <w:suppressLineNumbers/>
+      <w:spacing w:before="120" w:after="120"/>
+    </w:pPr>
+    <w:rPr>
+      <w:rFonts w:cs="Noto Sans Devanagari"/>
+      <w:i/>
+      <w:iCs/>
+      <w:sz w:val="24"/>
+      <w:szCs w:val="24"/>
+    </w:rPr>
+  </w:style>
+  <w:style w:type="paragraph" w:styleId="Style15">
+    <w:name w:val="Указатель"/>
+    <w:basedOn w:val="Normal"/>
+    <w:qFormat/>
+    <w:pPr>
+      <w:suppressLineNumbers/>
+    </w:pPr>
+    <w:rPr>
+      <w:rFonts w:cs="Noto Sans Devanagari"/>
+    </w:rPr>
+  </w:style>
+  <w:style w:type="paragraph" w:styleId="Standard" w:customStyle="1">
+    <w:name w:val="Standard"/>
+    <w:qFormat/>
+    <w:rsid w:val="00906f2d"/>
+    <w:pPr>
+      <w:widowControl w:val="false"/>
+      <w:suppressAutoHyphens w:val="true"/>
+      <w:bidi w:val="0"/>
+      <w:spacing w:lineRule="auto" w:line="240" w:before="0" w:after="0"/>
+      <w:jc w:val="left"/>
+      <w:textAlignment w:val="baseline"/>
+    </w:pPr>
+    <w:rPr>
+      <w:rFonts w:ascii="Calibri" w:hAnsi="Calibri" w:eastAsia="Lucida Sans Unicode" w:cs="Mangal" w:asciiTheme="minorHAnsi" w:hAnsiTheme="minorHAnsi"/>
+      <w:color w:val="auto"/>
+      <w:kern w:val="2"/>
+      <w:sz w:val="24"/>
+      <w:szCs w:val="24"/>
+      <w:lang w:val="en-US" w:eastAsia="zh-CN" w:bidi="hi-IN"/>
+    </w:rPr>
+  </w:style>
+  <w:style w:type="paragraph" w:styleId="NormalWeb">
+    <w:name w:val="Normal (Web)"/>
+    <w:basedOn w:val="Normal"/>
+    <w:uiPriority w:val="99"/>
+    <w:semiHidden/>
+    <w:unhideWhenUsed/>
+    <w:qFormat/>
+    <w:rsid w:val="00906f2d"/>
+    <w:pPr>
+      <w:spacing w:lineRule="auto" w:line="240" w:beforeAutospacing="1" w:afterAutospacing="1"/>
+    </w:pPr>
+    <w:rPr>
+      <w:rFonts w:ascii="Times New Roman" w:hAnsi="Times New Roman" w:eastAsia="Times New Roman" w:cs="Times New Roman"/>
+      <w:sz w:val="24"/>
+      <w:szCs w:val="24"/>
+      <w:lang w:eastAsia="ru-RU"/>
+    </w:rPr>
+  </w:style>
+  <w:style w:type="numbering" w:styleId="Style16" w:default="1">
+    <w:name w:val="Без списка"/>
+    <w:uiPriority w:val="99"/>
+    <w:semiHidden/>
+    <w:unhideWhenUsed/>
+    <w:qFormat/>
   </w:style>
   <w:style w:type="table" w:default="1" w:styleId="a1">
     <w:name w:val="Normal Table"/>
@@ -1154,7 +2391,6 @@
     <w:semiHidden/>
     <w:unhideWhenUsed/>
     <w:tblPr>
-      <w:tblInd w:w="0" w:type="dxa"/>
       <w:tblCellMar>
         <w:top w:w="0" w:type="dxa"/>
         <w:left w:w="108" w:type="dxa"/>
@@ -1163,240 +2399,101 @@
       </w:tblCellMar>
     </w:tblPr>
   </w:style>
-  <w:style w:type="numbering" w:default="1" w:styleId="a2">
-    <w:name w:val="No List"/>
-    <w:uiPriority w:val="99"/>
-    <w:semiHidden/>
-    <w:unhideWhenUsed/>
-  </w:style>
-  <w:style w:type="paragraph" w:customStyle="1" w:styleId="Standard">
-    <w:name w:val="Standard"/>
-    <w:rsid w:val="00906F2D"/>
-    <w:pPr>
-      <w:widowControl w:val="0"/>
-      <w:suppressAutoHyphens/>
-      <w:autoSpaceDN w:val="0"/>
-      <w:spacing w:after="0" w:line="240" w:lineRule="auto"/>
-      <w:textAlignment w:val="baseline"/>
-    </w:pPr>
-    <w:rPr>
-      <w:rFonts w:ascii="Calibri" w:eastAsia="Lucida Sans Unicode" w:hAnsi="Calibri" w:cs="Mangal"/>
-      <w:kern w:val="3"/>
-      <w:sz w:val="24"/>
-      <w:szCs w:val="24"/>
-      <w:lang w:val="en-US" w:eastAsia="zh-CN" w:bidi="hi-IN"/>
-    </w:rPr>
-  </w:style>
-  <w:style w:type="paragraph" w:styleId="a3">
-    <w:name w:val="Normal (Web)"/>
-    <w:basedOn w:val="a"/>
-    <w:uiPriority w:val="99"/>
-    <w:semiHidden/>
-    <w:unhideWhenUsed/>
-    <w:rsid w:val="00906F2D"/>
-    <w:pPr>
-      <w:spacing w:before="100" w:beforeAutospacing="1" w:after="100" w:afterAutospacing="1" w:line="240" w:lineRule="auto"/>
-    </w:pPr>
-    <w:rPr>
-      <w:rFonts w:ascii="Times New Roman" w:eastAsia="Times New Roman" w:hAnsi="Times New Roman" w:cs="Times New Roman"/>
-      <w:sz w:val="24"/>
-      <w:szCs w:val="24"/>
-      <w:lang w:eastAsia="ru-RU"/>
-    </w:rPr>
-  </w:style>
 </w:styles>
 </file>
 
 <file path=word/theme/theme1.xml><?xml version="1.0" encoding="utf-8"?>
-<a:theme xmlns:a="http://schemas.openxmlformats.org/drawingml/2006/main" name="Тема Office">
+<a:theme xmlns:a="http://schemas.openxmlformats.org/drawingml/2006/main" xmlns:r="http://schemas.openxmlformats.org/officeDocument/2006/relationships" name="Тема Office">
   <a:themeElements>
     <a:clrScheme name="Стандартная">
       <a:dk1>
-        <a:sysClr val="windowText" lastClr="000000"/>
+        <a:srgbClr val="000000"/>
       </a:dk1>
       <a:lt1>
-        <a:sysClr val="window" lastClr="FFFFFF"/>
+        <a:srgbClr val="ffffff"/>
       </a:lt1>
       <a:dk2>
-        <a:srgbClr val="44546A"/>
+        <a:srgbClr val="44546a"/>
       </a:dk2>
       <a:lt2>
-        <a:srgbClr val="E7E6E6"/>
+        <a:srgbClr val="e7e6e6"/>
       </a:lt2>
       <a:accent1>
-        <a:srgbClr val="4472C4"/>
+        <a:srgbClr val="4472c4"/>
       </a:accent1>
       <a:accent2>
-        <a:srgbClr val="ED7D31"/>
+        <a:srgbClr val="ed7d31"/>
       </a:accent2>
       <a:accent3>
-        <a:srgbClr val="A5A5A5"/>
+        <a:srgbClr val="a5a5a5"/>
       </a:accent3>
       <a:accent4>
-        <a:srgbClr val="FFC000"/>
+        <a:srgbClr val="ffc000"/>
       </a:accent4>
       <a:accent5>
-        <a:srgbClr val="5B9BD5"/>
+        <a:srgbClr val="5b9bd5"/>
       </a:accent5>
       <a:accent6>
-        <a:srgbClr val="70AD47"/>
+        <a:srgbClr val="70ad47"/>
       </a:accent6>
       <a:hlink>
-        <a:srgbClr val="0563C1"/>
+        <a:srgbClr val="0563c1"/>
       </a:hlink>
       <a:folHlink>
-        <a:srgbClr val="954F72"/>
+        <a:srgbClr val="954f72"/>
       </a:folHlink>
     </a:clrScheme>
     <a:fontScheme name="Стандартная">
       <a:majorFont>
-        <a:latin typeface="Calibri Light" panose="020F0302020204030204"/>
+        <a:latin typeface="Calibri Light" panose="020F0302020204030204" pitchFamily="0" charset="1"/>
         <a:ea typeface=""/>
         <a:cs typeface=""/>
-        <a:font script="Jpan" typeface="游ゴシック Light"/>
-        <a:font script="Hang" typeface="맑은 고딕"/>
-        <a:font script="Hans" typeface="等线 Light"/>
-        <a:font script="Hant" typeface="新細明體"/>
-        <a:font script="Arab" typeface="Times New Roman"/>
-        <a:font script="Hebr" typeface="Times New Roman"/>
-        <a:font script="Thai" typeface="Angsana New"/>
-        <a:font script="Ethi" typeface="Nyala"/>
-        <a:font script="Beng" typeface="Vrinda"/>
-        <a:font script="Gujr" typeface="Shruti"/>
-        <a:font script="Khmr" typeface="MoolBoran"/>
-        <a:font script="Knda" typeface="Tunga"/>
-        <a:font script="Guru" typeface="Raavi"/>
-        <a:font script="Cans" typeface="Euphemia"/>
-        <a:font script="Cher" typeface="Plantagenet Cherokee"/>
-        <a:font script="Yiii" typeface="Microsoft Yi Baiti"/>
-        <a:font script="Tibt" typeface="Microsoft Himalaya"/>
-        <a:font script="Thaa" typeface="MV Boli"/>
-        <a:font script="Deva" typeface="Mangal"/>
-        <a:font script="Telu" typeface="Gautami"/>
-        <a:font script="Taml" typeface="Latha"/>
-        <a:font script="Syrc" typeface="Estrangelo Edessa"/>
-        <a:font script="Orya" typeface="Kalinga"/>
-        <a:font script="Mlym" typeface="Kartika"/>
-        <a:font script="Laoo" typeface="DokChampa"/>
-        <a:font script="Sinh" typeface="Iskoola Pota"/>
-        <a:font script="Mong" typeface="Mongolian Baiti"/>
-        <a:font script="Viet" typeface="Times New Roman"/>
-        <a:font script="Uigh" typeface="Microsoft Uighur"/>
-        <a:font script="Geor" typeface="Sylfaen"/>
-        <a:font script="Armn" typeface="Arial"/>
-        <a:font script="Bugi" typeface="Leelawadee UI"/>
-        <a:font script="Bopo" typeface="Microsoft JhengHei"/>
-        <a:font script="Java" typeface="Javanese Text"/>
-        <a:font script="Lisu" typeface="Segoe UI"/>
-        <a:font script="Mymr" typeface="Myanmar Text"/>
-        <a:font script="Nkoo" typeface="Ebrima"/>
-        <a:font script="Olck" typeface="Nirmala UI"/>
-        <a:font script="Osma" typeface="Ebrima"/>
-        <a:font script="Phag" typeface="Phagspa"/>
-        <a:font script="Syrn" typeface="Estrangelo Edessa"/>
-        <a:font script="Syrj" typeface="Estrangelo Edessa"/>
-        <a:font script="Syre" typeface="Estrangelo Edessa"/>
-        <a:font script="Sora" typeface="Nirmala UI"/>
-        <a:font script="Tale" typeface="Microsoft Tai Le"/>
-        <a:font script="Talu" typeface="Microsoft New Tai Lue"/>
-        <a:font script="Tfng" typeface="Ebrima"/>
       </a:majorFont>
       <a:minorFont>
-        <a:latin typeface="Calibri" panose="020F0502020204030204"/>
+        <a:latin typeface="Calibri" panose="020F0502020204030204" pitchFamily="0" charset="1"/>
         <a:ea typeface=""/>
         <a:cs typeface=""/>
-        <a:font script="Jpan" typeface="游明朝"/>
-        <a:font script="Hang" typeface="맑은 고딕"/>
-        <a:font script="Hans" typeface="等线"/>
-        <a:font script="Hant" typeface="新細明體"/>
-        <a:font script="Arab" typeface="Arial"/>
-        <a:font script="Hebr" typeface="Arial"/>
-        <a:font script="Thai" typeface="Cordia New"/>
-        <a:font script="Ethi" typeface="Nyala"/>
-        <a:font script="Beng" typeface="Vrinda"/>
-        <a:font script="Gujr" typeface="Shruti"/>
-        <a:font script="Khmr" typeface="DaunPenh"/>
-        <a:font script="Knda" typeface="Tunga"/>
-        <a:font script="Guru" typeface="Raavi"/>
-        <a:font script="Cans" typeface="Euphemia"/>
-        <a:font script="Cher" typeface="Plantagenet Cherokee"/>
-        <a:font script="Yiii" typeface="Microsoft Yi Baiti"/>
-        <a:font script="Tibt" typeface="Microsoft Himalaya"/>
-        <a:font script="Thaa" typeface="MV Boli"/>
-        <a:font script="Deva" typeface="Mangal"/>
-        <a:font script="Telu" typeface="Gautami"/>
-        <a:font script="Taml" typeface="Latha"/>
-        <a:font script="Syrc" typeface="Estrangelo Edessa"/>
-        <a:font script="Orya" typeface="Kalinga"/>
-        <a:font script="Mlym" typeface="Kartika"/>
-        <a:font script="Laoo" typeface="DokChampa"/>
-        <a:font script="Sinh" typeface="Iskoola Pota"/>
-        <a:font script="Mong" typeface="Mongolian Baiti"/>
-        <a:font script="Viet" typeface="Arial"/>
-        <a:font script="Uigh" typeface="Microsoft Uighur"/>
-        <a:font script="Geor" typeface="Sylfaen"/>
-        <a:font script="Armn" typeface="Arial"/>
-        <a:font script="Bugi" typeface="Leelawadee UI"/>
-        <a:font script="Bopo" typeface="Microsoft JhengHei"/>
-        <a:font script="Java" typeface="Javanese Text"/>
-        <a:font script="Lisu" typeface="Segoe UI"/>
-        <a:font script="Mymr" typeface="Myanmar Text"/>
-        <a:font script="Nkoo" typeface="Ebrima"/>
-        <a:font script="Olck" typeface="Nirmala UI"/>
-        <a:font script="Osma" typeface="Ebrima"/>
-        <a:font script="Phag" typeface="Phagspa"/>
-        <a:font script="Syrn" typeface="Estrangelo Edessa"/>
-        <a:font script="Syrj" typeface="Estrangelo Edessa"/>
-        <a:font script="Syre" typeface="Estrangelo Edessa"/>
-        <a:font script="Sora" typeface="Nirmala UI"/>
-        <a:font script="Tale" typeface="Microsoft Tai Le"/>
-        <a:font script="Talu" typeface="Microsoft New Tai Lue"/>
-        <a:font script="Tfng" typeface="Ebrima"/>
       </a:minorFont>
     </a:fontScheme>
-    <a:fmtScheme name="Стандартная">
+    <a:fmtScheme>
       <a:fillStyleLst>
         <a:solidFill>
           <a:schemeClr val="phClr"/>
         </a:solidFill>
-        <a:gradFill rotWithShape="1">
+        <a:gradFill>
           <a:gsLst>
             <a:gs pos="0">
               <a:schemeClr val="phClr">
                 <a:lumMod val="110000"/>
-                <a:satMod val="105000"/>
                 <a:tint val="67000"/>
               </a:schemeClr>
             </a:gs>
             <a:gs pos="50000">
               <a:schemeClr val="phClr">
                 <a:lumMod val="105000"/>
-                <a:satMod val="103000"/>
                 <a:tint val="73000"/>
               </a:schemeClr>
             </a:gs>
             <a:gs pos="100000">
               <a:schemeClr val="phClr">
                 <a:lumMod val="105000"/>
-                <a:satMod val="109000"/>
                 <a:tint val="81000"/>
               </a:schemeClr>
             </a:gs>
           </a:gsLst>
           <a:lin ang="5400000" scaled="0"/>
+          <a:tileRect l="0" t="0" r="0" b="0"/>
         </a:gradFill>
-        <a:gradFill rotWithShape="1">
+        <a:gradFill>
           <a:gsLst>
             <a:gs pos="0">
               <a:schemeClr val="phClr">
-                <a:satMod val="103000"/>
                 <a:lumMod val="102000"/>
                 <a:tint val="94000"/>
               </a:schemeClr>
             </a:gs>
             <a:gs pos="50000">
               <a:schemeClr val="phClr">
-                <a:satMod val="110000"/>
                 <a:lumMod val="100000"/>
                 <a:shade val="100000"/>
               </a:schemeClr>
@@ -1404,33 +2501,24 @@
             <a:gs pos="100000">
               <a:schemeClr val="phClr">
                 <a:lumMod val="99000"/>
-                <a:satMod val="120000"/>
                 <a:shade val="78000"/>
               </a:schemeClr>
             </a:gs>
           </a:gsLst>
           <a:lin ang="5400000" scaled="0"/>
+          <a:tileRect l="0" t="0" r="0" b="0"/>
         </a:gradFill>
       </a:fillStyleLst>
       <a:lnStyleLst>
         <a:ln w="6350" cap="flat" cmpd="sng" algn="ctr">
-          <a:solidFill>
-            <a:schemeClr val="phClr"/>
-          </a:solidFill>
           <a:prstDash val="solid"/>
           <a:miter lim="800000"/>
         </a:ln>
         <a:ln w="12700" cap="flat" cmpd="sng" algn="ctr">
-          <a:solidFill>
-            <a:schemeClr val="phClr"/>
-          </a:solidFill>
           <a:prstDash val="solid"/>
           <a:miter lim="800000"/>
         </a:ln>
         <a:ln w="19050" cap="flat" cmpd="sng" algn="ctr">
-          <a:solidFill>
-            <a:schemeClr val="phClr"/>
-          </a:solidFill>
           <a:prstDash val="solid"/>
           <a:miter lim="800000"/>
         </a:ln>
@@ -1443,13 +2531,7 @@
           <a:effectLst/>
         </a:effectStyle>
         <a:effectStyle>
-          <a:effectLst>
-            <a:outerShdw blurRad="57150" dist="19050" dir="5400000" algn="ctr" rotWithShape="0">
-              <a:srgbClr val="000000">
-                <a:alpha val="63000"/>
-              </a:srgbClr>
-            </a:outerShdw>
-          </a:effectLst>
+          <a:effectLst/>
         </a:effectStyle>
       </a:effectStyleLst>
       <a:bgFillStyleLst>
@@ -1459,15 +2541,13 @@
         <a:solidFill>
           <a:schemeClr val="phClr">
             <a:tint val="95000"/>
-            <a:satMod val="170000"/>
           </a:schemeClr>
         </a:solidFill>
-        <a:gradFill rotWithShape="1">
+        <a:gradFill>
           <a:gsLst>
             <a:gs pos="0">
               <a:schemeClr val="phClr">
                 <a:tint val="93000"/>
-                <a:satMod val="150000"/>
                 <a:shade val="98000"/>
                 <a:lumMod val="102000"/>
               </a:schemeClr>
@@ -1475,7 +2555,6 @@
             <a:gs pos="50000">
               <a:schemeClr val="phClr">
                 <a:tint val="98000"/>
-                <a:satMod val="130000"/>
                 <a:shade val="90000"/>
                 <a:lumMod val="103000"/>
               </a:schemeClr>
@@ -1483,21 +2562,14 @@
             <a:gs pos="100000">
               <a:schemeClr val="phClr">
                 <a:shade val="63000"/>
-                <a:satMod val="120000"/>
               </a:schemeClr>
             </a:gs>
           </a:gsLst>
           <a:lin ang="5400000" scaled="0"/>
+          <a:tileRect l="0" t="0" r="0" b="0"/>
         </a:gradFill>
       </a:bgFillStyleLst>
     </a:fmtScheme>
   </a:themeElements>
-  <a:objectDefaults/>
-  <a:extraClrSchemeLst/>
-  <a:extLst>
-    <a:ext uri="{05A4C25C-085E-4340-85A3-A5531E510DB2}">
-      <thm15:themeFamily xmlns:thm15="http://schemas.microsoft.com/office/thememl/2012/main" name="Office Theme" id="{62F939B6-93AF-4DB8-9C6B-D6C7DFDC589F}" vid="{4A3C46E8-61CC-4603-A589-7422A47A8E4A}"/>
-    </a:ext>
-  </a:extLst>
 </a:theme>
 </file>